--- a/24CSI024-WORKBOOK-16.07.2026.docx
+++ b/24CSI024-WORKBOOK-16.07.2026.docx
@@ -300,13 +300,7 @@
         <w:rPr>
           <w:rFonts w:ascii="Times New Roman" w:hAnsi="Times New Roman" w:cs="Times New Roman"/>
         </w:rPr>
-        <w:t>Input 1</w:t>
-      </w:r>
-      <w:r>
-        <w:rPr>
-          <w:rFonts w:ascii="Times New Roman" w:hAnsi="Times New Roman" w:cs="Times New Roman"/>
-        </w:rPr>
-        <w:t>:</w:t>
+        <w:t>Input 1:</w:t>
       </w:r>
     </w:p>
     <w:p>
@@ -2420,6 +2414,7 @@
       <w:r>
         <w:rPr>
           <w:rFonts w:ascii="Times New Roman" w:hAnsi="Times New Roman" w:cs="Times New Roman"/>
+          <w:noProof/>
         </w:rPr>
         <w:lastRenderedPageBreak/>
         <w:drawing>
@@ -2760,13 +2755,7 @@
         <w:rPr>
           <w:rFonts w:ascii="Times New Roman" w:hAnsi="Times New Roman" w:cs="Times New Roman"/>
         </w:rPr>
-        <w:t>Output:</w:t>
-      </w:r>
-      <w:r>
-        <w:rPr>
-          <w:rFonts w:ascii="Times New Roman" w:hAnsi="Times New Roman" w:cs="Times New Roman"/>
-        </w:rPr>
-        <w:t>1</w:t>
+        <w:t>Output:1</w:t>
       </w:r>
     </w:p>
     <w:p>
@@ -2864,76 +2853,606 @@
           <w:bCs/>
           <w:u w:val="single"/>
         </w:rPr>
-        <w:t>Pseudocode</w:t>
-      </w:r>
-      <w:r>
+        <w:t>Pseudocode:</w:t>
+      </w:r>
+    </w:p>
+    <w:p>
+      <w:pPr>
+        <w:rPr>
+          <w:rFonts w:ascii="Times New Roman" w:hAnsi="Times New Roman" w:cs="Times New Roman"/>
+        </w:rPr>
+      </w:pPr>
+    </w:p>
+    <w:p>
+      <w:pPr>
+        <w:rPr>
+          <w:rFonts w:ascii="Times New Roman" w:hAnsi="Times New Roman" w:cs="Times New Roman"/>
+        </w:rPr>
+      </w:pPr>
+      <w:r>
+        <w:rPr>
+          <w:rFonts w:ascii="Times New Roman" w:hAnsi="Times New Roman" w:cs="Times New Roman"/>
+        </w:rPr>
+        <w:t>START</w:t>
+      </w:r>
+    </w:p>
+    <w:p>
+      <w:pPr>
+        <w:rPr>
+          <w:rFonts w:ascii="Times New Roman" w:hAnsi="Times New Roman" w:cs="Times New Roman"/>
+        </w:rPr>
+      </w:pPr>
+    </w:p>
+    <w:p>
+      <w:pPr>
+        <w:rPr>
+          <w:rFonts w:ascii="Times New Roman" w:hAnsi="Times New Roman" w:cs="Times New Roman"/>
+        </w:rPr>
+      </w:pPr>
+      <w:r>
+        <w:rPr>
+          <w:rFonts w:ascii="Times New Roman" w:hAnsi="Times New Roman" w:cs="Times New Roman"/>
+        </w:rPr>
+        <w:t>Read N and T.</w:t>
+      </w:r>
+    </w:p>
+    <w:p>
+      <w:pPr>
+        <w:rPr>
+          <w:rFonts w:ascii="Times New Roman" w:hAnsi="Times New Roman" w:cs="Times New Roman"/>
+        </w:rPr>
+      </w:pPr>
+    </w:p>
+    <w:p>
+      <w:pPr>
+        <w:rPr>
+          <w:rFonts w:ascii="Times New Roman" w:hAnsi="Times New Roman" w:cs="Times New Roman"/>
+        </w:rPr>
+      </w:pPr>
+      <w:r>
+        <w:rPr>
+          <w:rFonts w:ascii="Times New Roman" w:hAnsi="Times New Roman" w:cs="Times New Roman"/>
+        </w:rPr>
+        <w:t>for (</w:t>
+      </w:r>
+      <w:proofErr w:type="spellStart"/>
+      <w:r>
+        <w:rPr>
+          <w:rFonts w:ascii="Times New Roman" w:hAnsi="Times New Roman" w:cs="Times New Roman"/>
+        </w:rPr>
+        <w:t>i</w:t>
+      </w:r>
+      <w:proofErr w:type="spellEnd"/>
+      <w:r>
+        <w:rPr>
+          <w:rFonts w:ascii="Times New Roman" w:hAnsi="Times New Roman" w:cs="Times New Roman"/>
+        </w:rPr>
+        <w:t xml:space="preserve"> = 0; </w:t>
+      </w:r>
+      <w:proofErr w:type="spellStart"/>
+      <w:r>
+        <w:rPr>
+          <w:rFonts w:ascii="Times New Roman" w:hAnsi="Times New Roman" w:cs="Times New Roman"/>
+        </w:rPr>
+        <w:t>i</w:t>
+      </w:r>
+      <w:proofErr w:type="spellEnd"/>
+      <w:r>
+        <w:rPr>
+          <w:rFonts w:ascii="Times New Roman" w:hAnsi="Times New Roman" w:cs="Times New Roman"/>
+        </w:rPr>
+        <w:t xml:space="preserve"> &lt; N; </w:t>
+      </w:r>
+      <w:proofErr w:type="spellStart"/>
+      <w:r>
+        <w:rPr>
+          <w:rFonts w:ascii="Times New Roman" w:hAnsi="Times New Roman" w:cs="Times New Roman"/>
+        </w:rPr>
+        <w:t>i</w:t>
+      </w:r>
+      <w:proofErr w:type="spellEnd"/>
+      <w:r>
+        <w:rPr>
+          <w:rFonts w:ascii="Times New Roman" w:hAnsi="Times New Roman" w:cs="Times New Roman"/>
+        </w:rPr>
+        <w:t>++)</w:t>
+      </w:r>
+    </w:p>
+    <w:p>
+      <w:pPr>
+        <w:rPr>
+          <w:rFonts w:ascii="Times New Roman" w:hAnsi="Times New Roman" w:cs="Times New Roman"/>
+        </w:rPr>
+      </w:pPr>
+      <w:r>
+        <w:rPr>
+          <w:rFonts w:ascii="Times New Roman" w:hAnsi="Times New Roman" w:cs="Times New Roman"/>
+        </w:rPr>
+        <w:t>{</w:t>
+      </w:r>
+    </w:p>
+    <w:p>
+      <w:pPr>
+        <w:rPr>
+          <w:rFonts w:ascii="Times New Roman" w:hAnsi="Times New Roman" w:cs="Times New Roman"/>
+        </w:rPr>
+      </w:pPr>
+      <w:r>
+        <w:rPr>
+          <w:rFonts w:ascii="Times New Roman" w:hAnsi="Times New Roman" w:cs="Times New Roman"/>
+        </w:rPr>
+        <w:t xml:space="preserve">    read </w:t>
+      </w:r>
+      <w:proofErr w:type="spellStart"/>
+      <w:r>
+        <w:rPr>
+          <w:rFonts w:ascii="Times New Roman" w:hAnsi="Times New Roman" w:cs="Times New Roman"/>
+        </w:rPr>
+        <w:t>arr</w:t>
+      </w:r>
+      <w:proofErr w:type="spellEnd"/>
+      <w:r>
+        <w:rPr>
+          <w:rFonts w:ascii="Times New Roman" w:hAnsi="Times New Roman" w:cs="Times New Roman"/>
+        </w:rPr>
+        <w:t>[</w:t>
+      </w:r>
+      <w:proofErr w:type="spellStart"/>
+      <w:r>
+        <w:rPr>
+          <w:rFonts w:ascii="Times New Roman" w:hAnsi="Times New Roman" w:cs="Times New Roman"/>
+        </w:rPr>
+        <w:t>i</w:t>
+      </w:r>
+      <w:proofErr w:type="spellEnd"/>
+      <w:r>
+        <w:rPr>
+          <w:rFonts w:ascii="Times New Roman" w:hAnsi="Times New Roman" w:cs="Times New Roman"/>
+        </w:rPr>
+        <w:t>];</w:t>
+      </w:r>
+    </w:p>
+    <w:p>
+      <w:pPr>
+        <w:rPr>
+          <w:rFonts w:ascii="Times New Roman" w:hAnsi="Times New Roman" w:cs="Times New Roman"/>
+        </w:rPr>
+      </w:pPr>
+      <w:r>
+        <w:rPr>
+          <w:rFonts w:ascii="Times New Roman" w:hAnsi="Times New Roman" w:cs="Times New Roman"/>
+        </w:rPr>
+        <w:t>}</w:t>
+      </w:r>
+    </w:p>
+    <w:p>
+      <w:pPr>
+        <w:rPr>
+          <w:rFonts w:ascii="Times New Roman" w:hAnsi="Times New Roman" w:cs="Times New Roman"/>
+        </w:rPr>
+      </w:pPr>
+    </w:p>
+    <w:p>
+      <w:pPr>
+        <w:rPr>
+          <w:rFonts w:ascii="Times New Roman" w:hAnsi="Times New Roman" w:cs="Times New Roman"/>
+        </w:rPr>
+      </w:pPr>
+      <w:r>
+        <w:rPr>
+          <w:rFonts w:ascii="Times New Roman" w:hAnsi="Times New Roman" w:cs="Times New Roman"/>
+        </w:rPr>
+        <w:t>for (</w:t>
+      </w:r>
+      <w:proofErr w:type="spellStart"/>
+      <w:r>
+        <w:rPr>
+          <w:rFonts w:ascii="Times New Roman" w:hAnsi="Times New Roman" w:cs="Times New Roman"/>
+        </w:rPr>
+        <w:t>i</w:t>
+      </w:r>
+      <w:proofErr w:type="spellEnd"/>
+      <w:r>
+        <w:rPr>
+          <w:rFonts w:ascii="Times New Roman" w:hAnsi="Times New Roman" w:cs="Times New Roman"/>
+        </w:rPr>
+        <w:t xml:space="preserve"> = 0; </w:t>
+      </w:r>
+      <w:proofErr w:type="spellStart"/>
+      <w:r>
+        <w:rPr>
+          <w:rFonts w:ascii="Times New Roman" w:hAnsi="Times New Roman" w:cs="Times New Roman"/>
+        </w:rPr>
+        <w:t>i</w:t>
+      </w:r>
+      <w:proofErr w:type="spellEnd"/>
+      <w:r>
+        <w:rPr>
+          <w:rFonts w:ascii="Times New Roman" w:hAnsi="Times New Roman" w:cs="Times New Roman"/>
+        </w:rPr>
+        <w:t xml:space="preserve"> &lt; N; </w:t>
+      </w:r>
+      <w:proofErr w:type="spellStart"/>
+      <w:r>
+        <w:rPr>
+          <w:rFonts w:ascii="Times New Roman" w:hAnsi="Times New Roman" w:cs="Times New Roman"/>
+        </w:rPr>
+        <w:t>i</w:t>
+      </w:r>
+      <w:proofErr w:type="spellEnd"/>
+      <w:r>
+        <w:rPr>
+          <w:rFonts w:ascii="Times New Roman" w:hAnsi="Times New Roman" w:cs="Times New Roman"/>
+        </w:rPr>
+        <w:t>++)</w:t>
+      </w:r>
+    </w:p>
+    <w:p>
+      <w:pPr>
+        <w:rPr>
+          <w:rFonts w:ascii="Times New Roman" w:hAnsi="Times New Roman" w:cs="Times New Roman"/>
+        </w:rPr>
+      </w:pPr>
+      <w:r>
+        <w:rPr>
+          <w:rFonts w:ascii="Times New Roman" w:hAnsi="Times New Roman" w:cs="Times New Roman"/>
+        </w:rPr>
+        <w:t>{</w:t>
+      </w:r>
+    </w:p>
+    <w:p>
+      <w:pPr>
+        <w:rPr>
+          <w:rFonts w:ascii="Times New Roman" w:hAnsi="Times New Roman" w:cs="Times New Roman"/>
+        </w:rPr>
+      </w:pPr>
+      <w:r>
+        <w:rPr>
+          <w:rFonts w:ascii="Times New Roman" w:hAnsi="Times New Roman" w:cs="Times New Roman"/>
+        </w:rPr>
+        <w:t xml:space="preserve">    if (</w:t>
+      </w:r>
+      <w:proofErr w:type="spellStart"/>
+      <w:r>
+        <w:rPr>
+          <w:rFonts w:ascii="Times New Roman" w:hAnsi="Times New Roman" w:cs="Times New Roman"/>
+        </w:rPr>
+        <w:t>arr</w:t>
+      </w:r>
+      <w:proofErr w:type="spellEnd"/>
+      <w:r>
+        <w:rPr>
+          <w:rFonts w:ascii="Times New Roman" w:hAnsi="Times New Roman" w:cs="Times New Roman"/>
+        </w:rPr>
+        <w:t>[</w:t>
+      </w:r>
+      <w:proofErr w:type="spellStart"/>
+      <w:r>
+        <w:rPr>
+          <w:rFonts w:ascii="Times New Roman" w:hAnsi="Times New Roman" w:cs="Times New Roman"/>
+        </w:rPr>
+        <w:t>i</w:t>
+      </w:r>
+      <w:proofErr w:type="spellEnd"/>
+      <w:r>
+        <w:rPr>
+          <w:rFonts w:ascii="Times New Roman" w:hAnsi="Times New Roman" w:cs="Times New Roman"/>
+        </w:rPr>
+        <w:t>] &lt; T)</w:t>
+      </w:r>
+    </w:p>
+    <w:p>
+      <w:pPr>
+        <w:rPr>
+          <w:rFonts w:ascii="Times New Roman" w:hAnsi="Times New Roman" w:cs="Times New Roman"/>
+        </w:rPr>
+      </w:pPr>
+      <w:r>
+        <w:rPr>
+          <w:rFonts w:ascii="Times New Roman" w:hAnsi="Times New Roman" w:cs="Times New Roman"/>
+        </w:rPr>
+        <w:t xml:space="preserve">    {</w:t>
+      </w:r>
+    </w:p>
+    <w:p>
+      <w:pPr>
+        <w:rPr>
+          <w:rFonts w:ascii="Times New Roman" w:hAnsi="Times New Roman" w:cs="Times New Roman"/>
+        </w:rPr>
+      </w:pPr>
+      <w:r>
+        <w:rPr>
+          <w:rFonts w:ascii="Times New Roman" w:hAnsi="Times New Roman" w:cs="Times New Roman"/>
+        </w:rPr>
+        <w:t xml:space="preserve">        print </w:t>
+      </w:r>
+      <w:proofErr w:type="spellStart"/>
+      <w:r>
+        <w:rPr>
+          <w:rFonts w:ascii="Times New Roman" w:hAnsi="Times New Roman" w:cs="Times New Roman"/>
+        </w:rPr>
+        <w:t>i</w:t>
+      </w:r>
+      <w:proofErr w:type="spellEnd"/>
+      <w:r>
+        <w:rPr>
+          <w:rFonts w:ascii="Times New Roman" w:hAnsi="Times New Roman" w:cs="Times New Roman"/>
+        </w:rPr>
+        <w:t>;</w:t>
+      </w:r>
+    </w:p>
+    <w:p>
+      <w:pPr>
+        <w:rPr>
+          <w:rFonts w:ascii="Times New Roman" w:hAnsi="Times New Roman" w:cs="Times New Roman"/>
+        </w:rPr>
+      </w:pPr>
+      <w:r>
+        <w:rPr>
+          <w:rFonts w:ascii="Times New Roman" w:hAnsi="Times New Roman" w:cs="Times New Roman"/>
+        </w:rPr>
+        <w:t xml:space="preserve">        STOP;</w:t>
+      </w:r>
+    </w:p>
+    <w:p>
+      <w:pPr>
+        <w:rPr>
+          <w:rFonts w:ascii="Times New Roman" w:hAnsi="Times New Roman" w:cs="Times New Roman"/>
+        </w:rPr>
+      </w:pPr>
+      <w:r>
+        <w:rPr>
+          <w:rFonts w:ascii="Times New Roman" w:hAnsi="Times New Roman" w:cs="Times New Roman"/>
+        </w:rPr>
+        <w:t xml:space="preserve">    }</w:t>
+      </w:r>
+    </w:p>
+    <w:p>
+      <w:pPr>
+        <w:rPr>
+          <w:rFonts w:ascii="Times New Roman" w:hAnsi="Times New Roman" w:cs="Times New Roman"/>
+        </w:rPr>
+      </w:pPr>
+      <w:r>
+        <w:rPr>
+          <w:rFonts w:ascii="Times New Roman" w:hAnsi="Times New Roman" w:cs="Times New Roman"/>
+        </w:rPr>
+        <w:t>}</w:t>
+      </w:r>
+    </w:p>
+    <w:p>
+      <w:pPr>
+        <w:rPr>
+          <w:rFonts w:ascii="Times New Roman" w:hAnsi="Times New Roman" w:cs="Times New Roman"/>
+        </w:rPr>
+      </w:pPr>
+    </w:p>
+    <w:p>
+      <w:pPr>
+        <w:rPr>
+          <w:rFonts w:ascii="Times New Roman" w:hAnsi="Times New Roman" w:cs="Times New Roman"/>
+        </w:rPr>
+      </w:pPr>
+      <w:r>
+        <w:rPr>
+          <w:rFonts w:ascii="Times New Roman" w:hAnsi="Times New Roman" w:cs="Times New Roman"/>
+        </w:rPr>
+        <w:t>print -1;</w:t>
+      </w:r>
+    </w:p>
+    <w:p>
+      <w:pPr>
+        <w:rPr>
+          <w:rFonts w:ascii="Times New Roman" w:hAnsi="Times New Roman" w:cs="Times New Roman"/>
+        </w:rPr>
+      </w:pPr>
+    </w:p>
+    <w:p>
+      <w:pPr>
+        <w:rPr>
+          <w:rFonts w:ascii="Times New Roman" w:hAnsi="Times New Roman" w:cs="Times New Roman"/>
+        </w:rPr>
+      </w:pPr>
+      <w:r>
+        <w:rPr>
+          <w:rFonts w:ascii="Times New Roman" w:hAnsi="Times New Roman" w:cs="Times New Roman"/>
+        </w:rPr>
+        <w:t>STOP</w:t>
+      </w:r>
+    </w:p>
+    <w:p>
+      <w:pPr>
         <w:rPr>
           <w:rFonts w:ascii="Times New Roman" w:hAnsi="Times New Roman" w:cs="Times New Roman"/>
           <w:b/>
           <w:bCs/>
           <w:u w:val="single"/>
         </w:rPr>
-        <w:t>:</w:t>
-      </w:r>
-    </w:p>
-    <w:p>
-      <w:pPr>
-        <w:rPr>
-          <w:rFonts w:ascii="Times New Roman" w:hAnsi="Times New Roman" w:cs="Times New Roman"/>
-        </w:rPr>
-      </w:pPr>
-    </w:p>
-    <w:p>
-      <w:pPr>
-        <w:rPr>
-          <w:rFonts w:ascii="Times New Roman" w:hAnsi="Times New Roman" w:cs="Times New Roman"/>
-        </w:rPr>
-      </w:pPr>
-      <w:r>
-        <w:rPr>
-          <w:rFonts w:ascii="Times New Roman" w:hAnsi="Times New Roman" w:cs="Times New Roman"/>
-        </w:rPr>
-        <w:t>START</w:t>
-      </w:r>
-    </w:p>
-    <w:p>
-      <w:pPr>
-        <w:rPr>
-          <w:rFonts w:ascii="Times New Roman" w:hAnsi="Times New Roman" w:cs="Times New Roman"/>
-        </w:rPr>
-      </w:pPr>
-    </w:p>
-    <w:p>
-      <w:pPr>
-        <w:rPr>
-          <w:rFonts w:ascii="Times New Roman" w:hAnsi="Times New Roman" w:cs="Times New Roman"/>
-        </w:rPr>
-      </w:pPr>
-      <w:r>
-        <w:rPr>
-          <w:rFonts w:ascii="Times New Roman" w:hAnsi="Times New Roman" w:cs="Times New Roman"/>
-        </w:rPr>
-        <w:t>Read N and T.</w:t>
-      </w:r>
-    </w:p>
-    <w:p>
-      <w:pPr>
-        <w:rPr>
-          <w:rFonts w:ascii="Times New Roman" w:hAnsi="Times New Roman" w:cs="Times New Roman"/>
-        </w:rPr>
-      </w:pPr>
-    </w:p>
-    <w:p>
-      <w:pPr>
-        <w:rPr>
-          <w:rFonts w:ascii="Times New Roman" w:hAnsi="Times New Roman" w:cs="Times New Roman"/>
-        </w:rPr>
-      </w:pPr>
-      <w:r>
-        <w:rPr>
-          <w:rFonts w:ascii="Times New Roman" w:hAnsi="Times New Roman" w:cs="Times New Roman"/>
-        </w:rPr>
-        <w:t>for (</w:t>
+      </w:pPr>
+      <w:r>
+        <w:rPr>
+          <w:rFonts w:ascii="Times New Roman" w:hAnsi="Times New Roman" w:cs="Times New Roman"/>
+          <w:b/>
+          <w:bCs/>
+          <w:u w:val="single"/>
+        </w:rPr>
+        <w:t>Code:</w:t>
+      </w:r>
+    </w:p>
+    <w:p>
+      <w:pPr>
+        <w:rPr>
+          <w:rFonts w:ascii="Times New Roman" w:hAnsi="Times New Roman" w:cs="Times New Roman"/>
+        </w:rPr>
+      </w:pPr>
+      <w:r>
+        <w:rPr>
+          <w:rFonts w:ascii="Times New Roman" w:hAnsi="Times New Roman" w:cs="Times New Roman"/>
+        </w:rPr>
+        <w:t>#include &lt;</w:t>
+      </w:r>
+      <w:proofErr w:type="spellStart"/>
+      <w:r>
+        <w:rPr>
+          <w:rFonts w:ascii="Times New Roman" w:hAnsi="Times New Roman" w:cs="Times New Roman"/>
+        </w:rPr>
+        <w:t>stdio.h</w:t>
+      </w:r>
+      <w:proofErr w:type="spellEnd"/>
+      <w:r>
+        <w:rPr>
+          <w:rFonts w:ascii="Times New Roman" w:hAnsi="Times New Roman" w:cs="Times New Roman"/>
+        </w:rPr>
+        <w:t>&gt;</w:t>
+      </w:r>
+    </w:p>
+    <w:p>
+      <w:pPr>
+        <w:rPr>
+          <w:rFonts w:ascii="Times New Roman" w:hAnsi="Times New Roman" w:cs="Times New Roman"/>
+        </w:rPr>
+      </w:pPr>
+    </w:p>
+    <w:p>
+      <w:pPr>
+        <w:rPr>
+          <w:rFonts w:ascii="Times New Roman" w:hAnsi="Times New Roman" w:cs="Times New Roman"/>
+        </w:rPr>
+      </w:pPr>
+      <w:r>
+        <w:rPr>
+          <w:rFonts w:ascii="Times New Roman" w:hAnsi="Times New Roman" w:cs="Times New Roman"/>
+        </w:rPr>
+        <w:t xml:space="preserve">int </w:t>
+      </w:r>
+      <w:proofErr w:type="gramStart"/>
+      <w:r>
+        <w:rPr>
+          <w:rFonts w:ascii="Times New Roman" w:hAnsi="Times New Roman" w:cs="Times New Roman"/>
+        </w:rPr>
+        <w:t>main(</w:t>
+      </w:r>
+      <w:proofErr w:type="gramEnd"/>
+      <w:r>
+        <w:rPr>
+          <w:rFonts w:ascii="Times New Roman" w:hAnsi="Times New Roman" w:cs="Times New Roman"/>
+        </w:rPr>
+        <w:t>)</w:t>
+      </w:r>
+    </w:p>
+    <w:p>
+      <w:pPr>
+        <w:rPr>
+          <w:rFonts w:ascii="Times New Roman" w:hAnsi="Times New Roman" w:cs="Times New Roman"/>
+        </w:rPr>
+      </w:pPr>
+      <w:r>
+        <w:rPr>
+          <w:rFonts w:ascii="Times New Roman" w:hAnsi="Times New Roman" w:cs="Times New Roman"/>
+        </w:rPr>
+        <w:t>{</w:t>
+      </w:r>
+    </w:p>
+    <w:p>
+      <w:pPr>
+        <w:rPr>
+          <w:rFonts w:ascii="Times New Roman" w:hAnsi="Times New Roman" w:cs="Times New Roman"/>
+        </w:rPr>
+      </w:pPr>
+      <w:r>
+        <w:rPr>
+          <w:rFonts w:ascii="Times New Roman" w:hAnsi="Times New Roman" w:cs="Times New Roman"/>
+        </w:rPr>
+        <w:t xml:space="preserve">    int N, T;</w:t>
+      </w:r>
+    </w:p>
+    <w:p>
+      <w:pPr>
+        <w:rPr>
+          <w:rFonts w:ascii="Times New Roman" w:hAnsi="Times New Roman" w:cs="Times New Roman"/>
+        </w:rPr>
+      </w:pPr>
+      <w:r>
+        <w:rPr>
+          <w:rFonts w:ascii="Times New Roman" w:hAnsi="Times New Roman" w:cs="Times New Roman"/>
+        </w:rPr>
+        <w:t xml:space="preserve">    </w:t>
+      </w:r>
+      <w:proofErr w:type="spellStart"/>
+      <w:proofErr w:type="gramStart"/>
+      <w:r>
+        <w:rPr>
+          <w:rFonts w:ascii="Times New Roman" w:hAnsi="Times New Roman" w:cs="Times New Roman"/>
+        </w:rPr>
+        <w:t>scanf</w:t>
+      </w:r>
+      <w:proofErr w:type="spellEnd"/>
+      <w:r>
+        <w:rPr>
+          <w:rFonts w:ascii="Times New Roman" w:hAnsi="Times New Roman" w:cs="Times New Roman"/>
+        </w:rPr>
+        <w:t>(</w:t>
+      </w:r>
+      <w:proofErr w:type="gramEnd"/>
+      <w:r>
+        <w:rPr>
+          <w:rFonts w:ascii="Times New Roman" w:hAnsi="Times New Roman" w:cs="Times New Roman"/>
+        </w:rPr>
+        <w:t>"%d %d", &amp;N, &amp;T);</w:t>
+      </w:r>
+    </w:p>
+    <w:p>
+      <w:pPr>
+        <w:rPr>
+          <w:rFonts w:ascii="Times New Roman" w:hAnsi="Times New Roman" w:cs="Times New Roman"/>
+        </w:rPr>
+      </w:pPr>
+    </w:p>
+    <w:p>
+      <w:pPr>
+        <w:rPr>
+          <w:rFonts w:ascii="Times New Roman" w:hAnsi="Times New Roman" w:cs="Times New Roman"/>
+        </w:rPr>
+      </w:pPr>
+      <w:r>
+        <w:rPr>
+          <w:rFonts w:ascii="Times New Roman" w:hAnsi="Times New Roman" w:cs="Times New Roman"/>
+        </w:rPr>
+        <w:t xml:space="preserve">    int </w:t>
+      </w:r>
+      <w:proofErr w:type="spellStart"/>
+      <w:r>
+        <w:rPr>
+          <w:rFonts w:ascii="Times New Roman" w:hAnsi="Times New Roman" w:cs="Times New Roman"/>
+        </w:rPr>
+        <w:t>arr</w:t>
+      </w:r>
+      <w:proofErr w:type="spellEnd"/>
+      <w:r>
+        <w:rPr>
+          <w:rFonts w:ascii="Times New Roman" w:hAnsi="Times New Roman" w:cs="Times New Roman"/>
+        </w:rPr>
+        <w:t>[N];</w:t>
+      </w:r>
+    </w:p>
+    <w:p>
+      <w:pPr>
+        <w:rPr>
+          <w:rFonts w:ascii="Times New Roman" w:hAnsi="Times New Roman" w:cs="Times New Roman"/>
+        </w:rPr>
+      </w:pPr>
+    </w:p>
+    <w:p>
+      <w:pPr>
+        <w:rPr>
+          <w:rFonts w:ascii="Times New Roman" w:hAnsi="Times New Roman" w:cs="Times New Roman"/>
+        </w:rPr>
+      </w:pPr>
+      <w:r>
+        <w:rPr>
+          <w:rFonts w:ascii="Times New Roman" w:hAnsi="Times New Roman" w:cs="Times New Roman"/>
+        </w:rPr>
+        <w:t xml:space="preserve">    for (int </w:t>
       </w:r>
       <w:proofErr w:type="spellStart"/>
       <w:r>
@@ -2988,20 +3507,42 @@
         <w:rPr>
           <w:rFonts w:ascii="Times New Roman" w:hAnsi="Times New Roman" w:cs="Times New Roman"/>
         </w:rPr>
-        <w:t>{</w:t>
-      </w:r>
-    </w:p>
-    <w:p>
-      <w:pPr>
-        <w:rPr>
-          <w:rFonts w:ascii="Times New Roman" w:hAnsi="Times New Roman" w:cs="Times New Roman"/>
-        </w:rPr>
-      </w:pPr>
-      <w:r>
-        <w:rPr>
-          <w:rFonts w:ascii="Times New Roman" w:hAnsi="Times New Roman" w:cs="Times New Roman"/>
-        </w:rPr>
-        <w:t xml:space="preserve">    read </w:t>
+        <w:t xml:space="preserve">    {</w:t>
+      </w:r>
+    </w:p>
+    <w:p>
+      <w:pPr>
+        <w:rPr>
+          <w:rFonts w:ascii="Times New Roman" w:hAnsi="Times New Roman" w:cs="Times New Roman"/>
+        </w:rPr>
+      </w:pPr>
+      <w:r>
+        <w:rPr>
+          <w:rFonts w:ascii="Times New Roman" w:hAnsi="Times New Roman" w:cs="Times New Roman"/>
+        </w:rPr>
+        <w:t xml:space="preserve">        </w:t>
+      </w:r>
+      <w:proofErr w:type="spellStart"/>
+      <w:proofErr w:type="gramStart"/>
+      <w:r>
+        <w:rPr>
+          <w:rFonts w:ascii="Times New Roman" w:hAnsi="Times New Roman" w:cs="Times New Roman"/>
+        </w:rPr>
+        <w:t>scanf</w:t>
+      </w:r>
+      <w:proofErr w:type="spellEnd"/>
+      <w:r>
+        <w:rPr>
+          <w:rFonts w:ascii="Times New Roman" w:hAnsi="Times New Roman" w:cs="Times New Roman"/>
+        </w:rPr>
+        <w:t>(</w:t>
+      </w:r>
+      <w:proofErr w:type="gramEnd"/>
+      <w:r>
+        <w:rPr>
+          <w:rFonts w:ascii="Times New Roman" w:hAnsi="Times New Roman" w:cs="Times New Roman"/>
+        </w:rPr>
+        <w:t>"%d", &amp;</w:t>
       </w:r>
       <w:proofErr w:type="spellStart"/>
       <w:r>
@@ -3029,7 +3570,299 @@
         <w:rPr>
           <w:rFonts w:ascii="Times New Roman" w:hAnsi="Times New Roman" w:cs="Times New Roman"/>
         </w:rPr>
-        <w:t>];</w:t>
+        <w:t>]);</w:t>
+      </w:r>
+    </w:p>
+    <w:p>
+      <w:pPr>
+        <w:rPr>
+          <w:rFonts w:ascii="Times New Roman" w:hAnsi="Times New Roman" w:cs="Times New Roman"/>
+        </w:rPr>
+      </w:pPr>
+      <w:r>
+        <w:rPr>
+          <w:rFonts w:ascii="Times New Roman" w:hAnsi="Times New Roman" w:cs="Times New Roman"/>
+        </w:rPr>
+        <w:t xml:space="preserve">    }</w:t>
+      </w:r>
+    </w:p>
+    <w:p>
+      <w:pPr>
+        <w:rPr>
+          <w:rFonts w:ascii="Times New Roman" w:hAnsi="Times New Roman" w:cs="Times New Roman"/>
+        </w:rPr>
+      </w:pPr>
+    </w:p>
+    <w:p>
+      <w:pPr>
+        <w:rPr>
+          <w:rFonts w:ascii="Times New Roman" w:hAnsi="Times New Roman" w:cs="Times New Roman"/>
+        </w:rPr>
+      </w:pPr>
+      <w:r>
+        <w:rPr>
+          <w:rFonts w:ascii="Times New Roman" w:hAnsi="Times New Roman" w:cs="Times New Roman"/>
+        </w:rPr>
+        <w:t xml:space="preserve">    for (int </w:t>
+      </w:r>
+      <w:proofErr w:type="spellStart"/>
+      <w:r>
+        <w:rPr>
+          <w:rFonts w:ascii="Times New Roman" w:hAnsi="Times New Roman" w:cs="Times New Roman"/>
+        </w:rPr>
+        <w:t>i</w:t>
+      </w:r>
+      <w:proofErr w:type="spellEnd"/>
+      <w:r>
+        <w:rPr>
+          <w:rFonts w:ascii="Times New Roman" w:hAnsi="Times New Roman" w:cs="Times New Roman"/>
+        </w:rPr>
+        <w:t xml:space="preserve"> = 0; </w:t>
+      </w:r>
+      <w:proofErr w:type="spellStart"/>
+      <w:r>
+        <w:rPr>
+          <w:rFonts w:ascii="Times New Roman" w:hAnsi="Times New Roman" w:cs="Times New Roman"/>
+        </w:rPr>
+        <w:t>i</w:t>
+      </w:r>
+      <w:proofErr w:type="spellEnd"/>
+      <w:r>
+        <w:rPr>
+          <w:rFonts w:ascii="Times New Roman" w:hAnsi="Times New Roman" w:cs="Times New Roman"/>
+        </w:rPr>
+        <w:t xml:space="preserve"> &lt; N; </w:t>
+      </w:r>
+      <w:proofErr w:type="spellStart"/>
+      <w:r>
+        <w:rPr>
+          <w:rFonts w:ascii="Times New Roman" w:hAnsi="Times New Roman" w:cs="Times New Roman"/>
+        </w:rPr>
+        <w:t>i</w:t>
+      </w:r>
+      <w:proofErr w:type="spellEnd"/>
+      <w:r>
+        <w:rPr>
+          <w:rFonts w:ascii="Times New Roman" w:hAnsi="Times New Roman" w:cs="Times New Roman"/>
+        </w:rPr>
+        <w:t>++)</w:t>
+      </w:r>
+    </w:p>
+    <w:p>
+      <w:pPr>
+        <w:rPr>
+          <w:rFonts w:ascii="Times New Roman" w:hAnsi="Times New Roman" w:cs="Times New Roman"/>
+        </w:rPr>
+      </w:pPr>
+      <w:r>
+        <w:rPr>
+          <w:rFonts w:ascii="Times New Roman" w:hAnsi="Times New Roman" w:cs="Times New Roman"/>
+        </w:rPr>
+        <w:t xml:space="preserve">    {</w:t>
+      </w:r>
+    </w:p>
+    <w:p>
+      <w:pPr>
+        <w:rPr>
+          <w:rFonts w:ascii="Times New Roman" w:hAnsi="Times New Roman" w:cs="Times New Roman"/>
+        </w:rPr>
+      </w:pPr>
+      <w:r>
+        <w:rPr>
+          <w:rFonts w:ascii="Times New Roman" w:hAnsi="Times New Roman" w:cs="Times New Roman"/>
+        </w:rPr>
+        <w:t xml:space="preserve">        if (</w:t>
+      </w:r>
+      <w:proofErr w:type="spellStart"/>
+      <w:r>
+        <w:rPr>
+          <w:rFonts w:ascii="Times New Roman" w:hAnsi="Times New Roman" w:cs="Times New Roman"/>
+        </w:rPr>
+        <w:t>arr</w:t>
+      </w:r>
+      <w:proofErr w:type="spellEnd"/>
+      <w:r>
+        <w:rPr>
+          <w:rFonts w:ascii="Times New Roman" w:hAnsi="Times New Roman" w:cs="Times New Roman"/>
+        </w:rPr>
+        <w:t>[</w:t>
+      </w:r>
+      <w:proofErr w:type="spellStart"/>
+      <w:r>
+        <w:rPr>
+          <w:rFonts w:ascii="Times New Roman" w:hAnsi="Times New Roman" w:cs="Times New Roman"/>
+        </w:rPr>
+        <w:t>i</w:t>
+      </w:r>
+      <w:proofErr w:type="spellEnd"/>
+      <w:r>
+        <w:rPr>
+          <w:rFonts w:ascii="Times New Roman" w:hAnsi="Times New Roman" w:cs="Times New Roman"/>
+        </w:rPr>
+        <w:t>] &lt; T)</w:t>
+      </w:r>
+    </w:p>
+    <w:p>
+      <w:pPr>
+        <w:rPr>
+          <w:rFonts w:ascii="Times New Roman" w:hAnsi="Times New Roman" w:cs="Times New Roman"/>
+        </w:rPr>
+      </w:pPr>
+      <w:r>
+        <w:rPr>
+          <w:rFonts w:ascii="Times New Roman" w:hAnsi="Times New Roman" w:cs="Times New Roman"/>
+        </w:rPr>
+        <w:t xml:space="preserve">        {</w:t>
+      </w:r>
+    </w:p>
+    <w:p>
+      <w:pPr>
+        <w:rPr>
+          <w:rFonts w:ascii="Times New Roman" w:hAnsi="Times New Roman" w:cs="Times New Roman"/>
+        </w:rPr>
+      </w:pPr>
+      <w:r>
+        <w:rPr>
+          <w:rFonts w:ascii="Times New Roman" w:hAnsi="Times New Roman" w:cs="Times New Roman"/>
+        </w:rPr>
+        <w:t xml:space="preserve">            </w:t>
+      </w:r>
+      <w:proofErr w:type="spellStart"/>
+      <w:proofErr w:type="gramStart"/>
+      <w:r>
+        <w:rPr>
+          <w:rFonts w:ascii="Times New Roman" w:hAnsi="Times New Roman" w:cs="Times New Roman"/>
+        </w:rPr>
+        <w:t>printf</w:t>
+      </w:r>
+      <w:proofErr w:type="spellEnd"/>
+      <w:r>
+        <w:rPr>
+          <w:rFonts w:ascii="Times New Roman" w:hAnsi="Times New Roman" w:cs="Times New Roman"/>
+        </w:rPr>
+        <w:t>(</w:t>
+      </w:r>
+      <w:proofErr w:type="gramEnd"/>
+      <w:r>
+        <w:rPr>
+          <w:rFonts w:ascii="Times New Roman" w:hAnsi="Times New Roman" w:cs="Times New Roman"/>
+        </w:rPr>
+        <w:t xml:space="preserve">"%d", </w:t>
+      </w:r>
+      <w:proofErr w:type="spellStart"/>
+      <w:r>
+        <w:rPr>
+          <w:rFonts w:ascii="Times New Roman" w:hAnsi="Times New Roman" w:cs="Times New Roman"/>
+        </w:rPr>
+        <w:t>i</w:t>
+      </w:r>
+      <w:proofErr w:type="spellEnd"/>
+      <w:r>
+        <w:rPr>
+          <w:rFonts w:ascii="Times New Roman" w:hAnsi="Times New Roman" w:cs="Times New Roman"/>
+        </w:rPr>
+        <w:t>);</w:t>
+      </w:r>
+    </w:p>
+    <w:p>
+      <w:pPr>
+        <w:rPr>
+          <w:rFonts w:ascii="Times New Roman" w:hAnsi="Times New Roman" w:cs="Times New Roman"/>
+        </w:rPr>
+      </w:pPr>
+      <w:r>
+        <w:rPr>
+          <w:rFonts w:ascii="Times New Roman" w:hAnsi="Times New Roman" w:cs="Times New Roman"/>
+        </w:rPr>
+        <w:t xml:space="preserve">            return 0;</w:t>
+      </w:r>
+    </w:p>
+    <w:p>
+      <w:pPr>
+        <w:rPr>
+          <w:rFonts w:ascii="Times New Roman" w:hAnsi="Times New Roman" w:cs="Times New Roman"/>
+        </w:rPr>
+      </w:pPr>
+      <w:r>
+        <w:rPr>
+          <w:rFonts w:ascii="Times New Roman" w:hAnsi="Times New Roman" w:cs="Times New Roman"/>
+        </w:rPr>
+        <w:t xml:space="preserve">        }</w:t>
+      </w:r>
+    </w:p>
+    <w:p>
+      <w:pPr>
+        <w:rPr>
+          <w:rFonts w:ascii="Times New Roman" w:hAnsi="Times New Roman" w:cs="Times New Roman"/>
+        </w:rPr>
+      </w:pPr>
+      <w:r>
+        <w:rPr>
+          <w:rFonts w:ascii="Times New Roman" w:hAnsi="Times New Roman" w:cs="Times New Roman"/>
+        </w:rPr>
+        <w:t xml:space="preserve">    }</w:t>
+      </w:r>
+    </w:p>
+    <w:p>
+      <w:pPr>
+        <w:rPr>
+          <w:rFonts w:ascii="Times New Roman" w:hAnsi="Times New Roman" w:cs="Times New Roman"/>
+        </w:rPr>
+      </w:pPr>
+    </w:p>
+    <w:p>
+      <w:pPr>
+        <w:rPr>
+          <w:rFonts w:ascii="Times New Roman" w:hAnsi="Times New Roman" w:cs="Times New Roman"/>
+        </w:rPr>
+      </w:pPr>
+      <w:r>
+        <w:rPr>
+          <w:rFonts w:ascii="Times New Roman" w:hAnsi="Times New Roman" w:cs="Times New Roman"/>
+        </w:rPr>
+        <w:t xml:space="preserve">    </w:t>
+      </w:r>
+      <w:proofErr w:type="spellStart"/>
+      <w:proofErr w:type="gramStart"/>
+      <w:r>
+        <w:rPr>
+          <w:rFonts w:ascii="Times New Roman" w:hAnsi="Times New Roman" w:cs="Times New Roman"/>
+        </w:rPr>
+        <w:t>printf</w:t>
+      </w:r>
+      <w:proofErr w:type="spellEnd"/>
+      <w:r>
+        <w:rPr>
+          <w:rFonts w:ascii="Times New Roman" w:hAnsi="Times New Roman" w:cs="Times New Roman"/>
+        </w:rPr>
+        <w:t>(</w:t>
+      </w:r>
+      <w:proofErr w:type="gramEnd"/>
+      <w:r>
+        <w:rPr>
+          <w:rFonts w:ascii="Times New Roman" w:hAnsi="Times New Roman" w:cs="Times New Roman"/>
+        </w:rPr>
+        <w:t>"-1");</w:t>
+      </w:r>
+    </w:p>
+    <w:p>
+      <w:pPr>
+        <w:rPr>
+          <w:rFonts w:ascii="Times New Roman" w:hAnsi="Times New Roman" w:cs="Times New Roman"/>
+        </w:rPr>
+      </w:pPr>
+    </w:p>
+    <w:p>
+      <w:pPr>
+        <w:rPr>
+          <w:rFonts w:ascii="Times New Roman" w:hAnsi="Times New Roman" w:cs="Times New Roman"/>
+        </w:rPr>
+      </w:pPr>
+      <w:r>
+        <w:rPr>
+          <w:rFonts w:ascii="Times New Roman" w:hAnsi="Times New Roman" w:cs="Times New Roman"/>
+        </w:rPr>
+        <w:t xml:space="preserve">    return 0;</w:t>
       </w:r>
     </w:p>
     <w:p>
@@ -3049,241 +3882,6 @@
       <w:pPr>
         <w:rPr>
           <w:rFonts w:ascii="Times New Roman" w:hAnsi="Times New Roman" w:cs="Times New Roman"/>
-        </w:rPr>
-      </w:pPr>
-    </w:p>
-    <w:p>
-      <w:pPr>
-        <w:rPr>
-          <w:rFonts w:ascii="Times New Roman" w:hAnsi="Times New Roman" w:cs="Times New Roman"/>
-        </w:rPr>
-      </w:pPr>
-      <w:r>
-        <w:rPr>
-          <w:rFonts w:ascii="Times New Roman" w:hAnsi="Times New Roman" w:cs="Times New Roman"/>
-        </w:rPr>
-        <w:t>for (</w:t>
-      </w:r>
-      <w:proofErr w:type="spellStart"/>
-      <w:r>
-        <w:rPr>
-          <w:rFonts w:ascii="Times New Roman" w:hAnsi="Times New Roman" w:cs="Times New Roman"/>
-        </w:rPr>
-        <w:t>i</w:t>
-      </w:r>
-      <w:proofErr w:type="spellEnd"/>
-      <w:r>
-        <w:rPr>
-          <w:rFonts w:ascii="Times New Roman" w:hAnsi="Times New Roman" w:cs="Times New Roman"/>
-        </w:rPr>
-        <w:t xml:space="preserve"> = 0; </w:t>
-      </w:r>
-      <w:proofErr w:type="spellStart"/>
-      <w:r>
-        <w:rPr>
-          <w:rFonts w:ascii="Times New Roman" w:hAnsi="Times New Roman" w:cs="Times New Roman"/>
-        </w:rPr>
-        <w:t>i</w:t>
-      </w:r>
-      <w:proofErr w:type="spellEnd"/>
-      <w:r>
-        <w:rPr>
-          <w:rFonts w:ascii="Times New Roman" w:hAnsi="Times New Roman" w:cs="Times New Roman"/>
-        </w:rPr>
-        <w:t xml:space="preserve"> &lt; N; </w:t>
-      </w:r>
-      <w:proofErr w:type="spellStart"/>
-      <w:r>
-        <w:rPr>
-          <w:rFonts w:ascii="Times New Roman" w:hAnsi="Times New Roman" w:cs="Times New Roman"/>
-        </w:rPr>
-        <w:t>i</w:t>
-      </w:r>
-      <w:proofErr w:type="spellEnd"/>
-      <w:r>
-        <w:rPr>
-          <w:rFonts w:ascii="Times New Roman" w:hAnsi="Times New Roman" w:cs="Times New Roman"/>
-        </w:rPr>
-        <w:t>++)</w:t>
-      </w:r>
-    </w:p>
-    <w:p>
-      <w:pPr>
-        <w:rPr>
-          <w:rFonts w:ascii="Times New Roman" w:hAnsi="Times New Roman" w:cs="Times New Roman"/>
-        </w:rPr>
-      </w:pPr>
-      <w:r>
-        <w:rPr>
-          <w:rFonts w:ascii="Times New Roman" w:hAnsi="Times New Roman" w:cs="Times New Roman"/>
-        </w:rPr>
-        <w:t>{</w:t>
-      </w:r>
-    </w:p>
-    <w:p>
-      <w:pPr>
-        <w:rPr>
-          <w:rFonts w:ascii="Times New Roman" w:hAnsi="Times New Roman" w:cs="Times New Roman"/>
-        </w:rPr>
-      </w:pPr>
-      <w:r>
-        <w:rPr>
-          <w:rFonts w:ascii="Times New Roman" w:hAnsi="Times New Roman" w:cs="Times New Roman"/>
-        </w:rPr>
-        <w:t xml:space="preserve">    if (</w:t>
-      </w:r>
-      <w:proofErr w:type="spellStart"/>
-      <w:r>
-        <w:rPr>
-          <w:rFonts w:ascii="Times New Roman" w:hAnsi="Times New Roman" w:cs="Times New Roman"/>
-        </w:rPr>
-        <w:t>arr</w:t>
-      </w:r>
-      <w:proofErr w:type="spellEnd"/>
-      <w:r>
-        <w:rPr>
-          <w:rFonts w:ascii="Times New Roman" w:hAnsi="Times New Roman" w:cs="Times New Roman"/>
-        </w:rPr>
-        <w:t>[</w:t>
-      </w:r>
-      <w:proofErr w:type="spellStart"/>
-      <w:r>
-        <w:rPr>
-          <w:rFonts w:ascii="Times New Roman" w:hAnsi="Times New Roman" w:cs="Times New Roman"/>
-        </w:rPr>
-        <w:t>i</w:t>
-      </w:r>
-      <w:proofErr w:type="spellEnd"/>
-      <w:r>
-        <w:rPr>
-          <w:rFonts w:ascii="Times New Roman" w:hAnsi="Times New Roman" w:cs="Times New Roman"/>
-        </w:rPr>
-        <w:t>] &lt; T)</w:t>
-      </w:r>
-    </w:p>
-    <w:p>
-      <w:pPr>
-        <w:rPr>
-          <w:rFonts w:ascii="Times New Roman" w:hAnsi="Times New Roman" w:cs="Times New Roman"/>
-        </w:rPr>
-      </w:pPr>
-      <w:r>
-        <w:rPr>
-          <w:rFonts w:ascii="Times New Roman" w:hAnsi="Times New Roman" w:cs="Times New Roman"/>
-        </w:rPr>
-        <w:t xml:space="preserve">    {</w:t>
-      </w:r>
-    </w:p>
-    <w:p>
-      <w:pPr>
-        <w:rPr>
-          <w:rFonts w:ascii="Times New Roman" w:hAnsi="Times New Roman" w:cs="Times New Roman"/>
-        </w:rPr>
-      </w:pPr>
-      <w:r>
-        <w:rPr>
-          <w:rFonts w:ascii="Times New Roman" w:hAnsi="Times New Roman" w:cs="Times New Roman"/>
-        </w:rPr>
-        <w:t xml:space="preserve">        print </w:t>
-      </w:r>
-      <w:proofErr w:type="spellStart"/>
-      <w:r>
-        <w:rPr>
-          <w:rFonts w:ascii="Times New Roman" w:hAnsi="Times New Roman" w:cs="Times New Roman"/>
-        </w:rPr>
-        <w:t>i</w:t>
-      </w:r>
-      <w:proofErr w:type="spellEnd"/>
-      <w:r>
-        <w:rPr>
-          <w:rFonts w:ascii="Times New Roman" w:hAnsi="Times New Roman" w:cs="Times New Roman"/>
-        </w:rPr>
-        <w:t>;</w:t>
-      </w:r>
-    </w:p>
-    <w:p>
-      <w:pPr>
-        <w:rPr>
-          <w:rFonts w:ascii="Times New Roman" w:hAnsi="Times New Roman" w:cs="Times New Roman"/>
-        </w:rPr>
-      </w:pPr>
-      <w:r>
-        <w:rPr>
-          <w:rFonts w:ascii="Times New Roman" w:hAnsi="Times New Roman" w:cs="Times New Roman"/>
-        </w:rPr>
-        <w:t xml:space="preserve">        STOP;</w:t>
-      </w:r>
-    </w:p>
-    <w:p>
-      <w:pPr>
-        <w:rPr>
-          <w:rFonts w:ascii="Times New Roman" w:hAnsi="Times New Roman" w:cs="Times New Roman"/>
-        </w:rPr>
-      </w:pPr>
-      <w:r>
-        <w:rPr>
-          <w:rFonts w:ascii="Times New Roman" w:hAnsi="Times New Roman" w:cs="Times New Roman"/>
-        </w:rPr>
-        <w:t xml:space="preserve">    }</w:t>
-      </w:r>
-    </w:p>
-    <w:p>
-      <w:pPr>
-        <w:rPr>
-          <w:rFonts w:ascii="Times New Roman" w:hAnsi="Times New Roman" w:cs="Times New Roman"/>
-        </w:rPr>
-      </w:pPr>
-      <w:r>
-        <w:rPr>
-          <w:rFonts w:ascii="Times New Roman" w:hAnsi="Times New Roman" w:cs="Times New Roman"/>
-        </w:rPr>
-        <w:t>}</w:t>
-      </w:r>
-    </w:p>
-    <w:p>
-      <w:pPr>
-        <w:rPr>
-          <w:rFonts w:ascii="Times New Roman" w:hAnsi="Times New Roman" w:cs="Times New Roman"/>
-        </w:rPr>
-      </w:pPr>
-    </w:p>
-    <w:p>
-      <w:pPr>
-        <w:rPr>
-          <w:rFonts w:ascii="Times New Roman" w:hAnsi="Times New Roman" w:cs="Times New Roman"/>
-        </w:rPr>
-      </w:pPr>
-      <w:r>
-        <w:rPr>
-          <w:rFonts w:ascii="Times New Roman" w:hAnsi="Times New Roman" w:cs="Times New Roman"/>
-        </w:rPr>
-        <w:t>print -1;</w:t>
-      </w:r>
-    </w:p>
-    <w:p>
-      <w:pPr>
-        <w:rPr>
-          <w:rFonts w:ascii="Times New Roman" w:hAnsi="Times New Roman" w:cs="Times New Roman"/>
-        </w:rPr>
-      </w:pPr>
-    </w:p>
-    <w:p>
-      <w:pPr>
-        <w:rPr>
-          <w:rFonts w:ascii="Times New Roman" w:hAnsi="Times New Roman" w:cs="Times New Roman"/>
-        </w:rPr>
-      </w:pPr>
-      <w:r>
-        <w:rPr>
-          <w:rFonts w:ascii="Times New Roman" w:hAnsi="Times New Roman" w:cs="Times New Roman"/>
-        </w:rPr>
-        <w:t>STOP</w:t>
-      </w:r>
-    </w:p>
-    <w:p>
-      <w:pPr>
-        <w:rPr>
-          <w:rFonts w:ascii="Times New Roman" w:hAnsi="Times New Roman" w:cs="Times New Roman"/>
           <w:b/>
           <w:bCs/>
           <w:u w:val="single"/>
@@ -3296,624 +3894,6 @@
           <w:bCs/>
           <w:u w:val="single"/>
         </w:rPr>
-        <w:t>Code:</w:t>
-      </w:r>
-    </w:p>
-    <w:p>
-      <w:pPr>
-        <w:rPr>
-          <w:rFonts w:ascii="Times New Roman" w:hAnsi="Times New Roman" w:cs="Times New Roman"/>
-        </w:rPr>
-      </w:pPr>
-      <w:r>
-        <w:rPr>
-          <w:rFonts w:ascii="Times New Roman" w:hAnsi="Times New Roman" w:cs="Times New Roman"/>
-        </w:rPr>
-        <w:t>#include &lt;</w:t>
-      </w:r>
-      <w:proofErr w:type="spellStart"/>
-      <w:r>
-        <w:rPr>
-          <w:rFonts w:ascii="Times New Roman" w:hAnsi="Times New Roman" w:cs="Times New Roman"/>
-        </w:rPr>
-        <w:t>stdio.h</w:t>
-      </w:r>
-      <w:proofErr w:type="spellEnd"/>
-      <w:r>
-        <w:rPr>
-          <w:rFonts w:ascii="Times New Roman" w:hAnsi="Times New Roman" w:cs="Times New Roman"/>
-        </w:rPr>
-        <w:t>&gt;</w:t>
-      </w:r>
-    </w:p>
-    <w:p>
-      <w:pPr>
-        <w:rPr>
-          <w:rFonts w:ascii="Times New Roman" w:hAnsi="Times New Roman" w:cs="Times New Roman"/>
-        </w:rPr>
-      </w:pPr>
-    </w:p>
-    <w:p>
-      <w:pPr>
-        <w:rPr>
-          <w:rFonts w:ascii="Times New Roman" w:hAnsi="Times New Roman" w:cs="Times New Roman"/>
-        </w:rPr>
-      </w:pPr>
-      <w:r>
-        <w:rPr>
-          <w:rFonts w:ascii="Times New Roman" w:hAnsi="Times New Roman" w:cs="Times New Roman"/>
-        </w:rPr>
-        <w:t xml:space="preserve">int </w:t>
-      </w:r>
-      <w:proofErr w:type="gramStart"/>
-      <w:r>
-        <w:rPr>
-          <w:rFonts w:ascii="Times New Roman" w:hAnsi="Times New Roman" w:cs="Times New Roman"/>
-        </w:rPr>
-        <w:t>main(</w:t>
-      </w:r>
-      <w:proofErr w:type="gramEnd"/>
-      <w:r>
-        <w:rPr>
-          <w:rFonts w:ascii="Times New Roman" w:hAnsi="Times New Roman" w:cs="Times New Roman"/>
-        </w:rPr>
-        <w:t>)</w:t>
-      </w:r>
-    </w:p>
-    <w:p>
-      <w:pPr>
-        <w:rPr>
-          <w:rFonts w:ascii="Times New Roman" w:hAnsi="Times New Roman" w:cs="Times New Roman"/>
-        </w:rPr>
-      </w:pPr>
-      <w:r>
-        <w:rPr>
-          <w:rFonts w:ascii="Times New Roman" w:hAnsi="Times New Roman" w:cs="Times New Roman"/>
-        </w:rPr>
-        <w:t>{</w:t>
-      </w:r>
-    </w:p>
-    <w:p>
-      <w:pPr>
-        <w:rPr>
-          <w:rFonts w:ascii="Times New Roman" w:hAnsi="Times New Roman" w:cs="Times New Roman"/>
-        </w:rPr>
-      </w:pPr>
-      <w:r>
-        <w:rPr>
-          <w:rFonts w:ascii="Times New Roman" w:hAnsi="Times New Roman" w:cs="Times New Roman"/>
-        </w:rPr>
-        <w:t xml:space="preserve">    int N, T;</w:t>
-      </w:r>
-    </w:p>
-    <w:p>
-      <w:pPr>
-        <w:rPr>
-          <w:rFonts w:ascii="Times New Roman" w:hAnsi="Times New Roman" w:cs="Times New Roman"/>
-        </w:rPr>
-      </w:pPr>
-      <w:r>
-        <w:rPr>
-          <w:rFonts w:ascii="Times New Roman" w:hAnsi="Times New Roman" w:cs="Times New Roman"/>
-        </w:rPr>
-        <w:t xml:space="preserve">    </w:t>
-      </w:r>
-      <w:proofErr w:type="spellStart"/>
-      <w:proofErr w:type="gramStart"/>
-      <w:r>
-        <w:rPr>
-          <w:rFonts w:ascii="Times New Roman" w:hAnsi="Times New Roman" w:cs="Times New Roman"/>
-        </w:rPr>
-        <w:t>scanf</w:t>
-      </w:r>
-      <w:proofErr w:type="spellEnd"/>
-      <w:r>
-        <w:rPr>
-          <w:rFonts w:ascii="Times New Roman" w:hAnsi="Times New Roman" w:cs="Times New Roman"/>
-        </w:rPr>
-        <w:t>(</w:t>
-      </w:r>
-      <w:proofErr w:type="gramEnd"/>
-      <w:r>
-        <w:rPr>
-          <w:rFonts w:ascii="Times New Roman" w:hAnsi="Times New Roman" w:cs="Times New Roman"/>
-        </w:rPr>
-        <w:t>"%d %d", &amp;N, &amp;T);</w:t>
-      </w:r>
-    </w:p>
-    <w:p>
-      <w:pPr>
-        <w:rPr>
-          <w:rFonts w:ascii="Times New Roman" w:hAnsi="Times New Roman" w:cs="Times New Roman"/>
-        </w:rPr>
-      </w:pPr>
-    </w:p>
-    <w:p>
-      <w:pPr>
-        <w:rPr>
-          <w:rFonts w:ascii="Times New Roman" w:hAnsi="Times New Roman" w:cs="Times New Roman"/>
-        </w:rPr>
-      </w:pPr>
-      <w:r>
-        <w:rPr>
-          <w:rFonts w:ascii="Times New Roman" w:hAnsi="Times New Roman" w:cs="Times New Roman"/>
-        </w:rPr>
-        <w:t xml:space="preserve">    int </w:t>
-      </w:r>
-      <w:proofErr w:type="spellStart"/>
-      <w:r>
-        <w:rPr>
-          <w:rFonts w:ascii="Times New Roman" w:hAnsi="Times New Roman" w:cs="Times New Roman"/>
-        </w:rPr>
-        <w:t>arr</w:t>
-      </w:r>
-      <w:proofErr w:type="spellEnd"/>
-      <w:r>
-        <w:rPr>
-          <w:rFonts w:ascii="Times New Roman" w:hAnsi="Times New Roman" w:cs="Times New Roman"/>
-        </w:rPr>
-        <w:t>[N];</w:t>
-      </w:r>
-    </w:p>
-    <w:p>
-      <w:pPr>
-        <w:rPr>
-          <w:rFonts w:ascii="Times New Roman" w:hAnsi="Times New Roman" w:cs="Times New Roman"/>
-        </w:rPr>
-      </w:pPr>
-    </w:p>
-    <w:p>
-      <w:pPr>
-        <w:rPr>
-          <w:rFonts w:ascii="Times New Roman" w:hAnsi="Times New Roman" w:cs="Times New Roman"/>
-        </w:rPr>
-      </w:pPr>
-      <w:r>
-        <w:rPr>
-          <w:rFonts w:ascii="Times New Roman" w:hAnsi="Times New Roman" w:cs="Times New Roman"/>
-        </w:rPr>
-        <w:t xml:space="preserve">    for (int </w:t>
-      </w:r>
-      <w:proofErr w:type="spellStart"/>
-      <w:r>
-        <w:rPr>
-          <w:rFonts w:ascii="Times New Roman" w:hAnsi="Times New Roman" w:cs="Times New Roman"/>
-        </w:rPr>
-        <w:t>i</w:t>
-      </w:r>
-      <w:proofErr w:type="spellEnd"/>
-      <w:r>
-        <w:rPr>
-          <w:rFonts w:ascii="Times New Roman" w:hAnsi="Times New Roman" w:cs="Times New Roman"/>
-        </w:rPr>
-        <w:t xml:space="preserve"> = 0; </w:t>
-      </w:r>
-      <w:proofErr w:type="spellStart"/>
-      <w:r>
-        <w:rPr>
-          <w:rFonts w:ascii="Times New Roman" w:hAnsi="Times New Roman" w:cs="Times New Roman"/>
-        </w:rPr>
-        <w:t>i</w:t>
-      </w:r>
-      <w:proofErr w:type="spellEnd"/>
-      <w:r>
-        <w:rPr>
-          <w:rFonts w:ascii="Times New Roman" w:hAnsi="Times New Roman" w:cs="Times New Roman"/>
-        </w:rPr>
-        <w:t xml:space="preserve"> &lt; N; </w:t>
-      </w:r>
-      <w:proofErr w:type="spellStart"/>
-      <w:r>
-        <w:rPr>
-          <w:rFonts w:ascii="Times New Roman" w:hAnsi="Times New Roman" w:cs="Times New Roman"/>
-        </w:rPr>
-        <w:t>i</w:t>
-      </w:r>
-      <w:proofErr w:type="spellEnd"/>
-      <w:r>
-        <w:rPr>
-          <w:rFonts w:ascii="Times New Roman" w:hAnsi="Times New Roman" w:cs="Times New Roman"/>
-        </w:rPr>
-        <w:t>++)</w:t>
-      </w:r>
-    </w:p>
-    <w:p>
-      <w:pPr>
-        <w:rPr>
-          <w:rFonts w:ascii="Times New Roman" w:hAnsi="Times New Roman" w:cs="Times New Roman"/>
-        </w:rPr>
-      </w:pPr>
-      <w:r>
-        <w:rPr>
-          <w:rFonts w:ascii="Times New Roman" w:hAnsi="Times New Roman" w:cs="Times New Roman"/>
-        </w:rPr>
-        <w:t xml:space="preserve">    {</w:t>
-      </w:r>
-    </w:p>
-    <w:p>
-      <w:pPr>
-        <w:rPr>
-          <w:rFonts w:ascii="Times New Roman" w:hAnsi="Times New Roman" w:cs="Times New Roman"/>
-        </w:rPr>
-      </w:pPr>
-      <w:r>
-        <w:rPr>
-          <w:rFonts w:ascii="Times New Roman" w:hAnsi="Times New Roman" w:cs="Times New Roman"/>
-        </w:rPr>
-        <w:t xml:space="preserve">        </w:t>
-      </w:r>
-      <w:proofErr w:type="spellStart"/>
-      <w:proofErr w:type="gramStart"/>
-      <w:r>
-        <w:rPr>
-          <w:rFonts w:ascii="Times New Roman" w:hAnsi="Times New Roman" w:cs="Times New Roman"/>
-        </w:rPr>
-        <w:t>scanf</w:t>
-      </w:r>
-      <w:proofErr w:type="spellEnd"/>
-      <w:r>
-        <w:rPr>
-          <w:rFonts w:ascii="Times New Roman" w:hAnsi="Times New Roman" w:cs="Times New Roman"/>
-        </w:rPr>
-        <w:t>(</w:t>
-      </w:r>
-      <w:proofErr w:type="gramEnd"/>
-      <w:r>
-        <w:rPr>
-          <w:rFonts w:ascii="Times New Roman" w:hAnsi="Times New Roman" w:cs="Times New Roman"/>
-        </w:rPr>
-        <w:t>"%d", &amp;</w:t>
-      </w:r>
-      <w:proofErr w:type="spellStart"/>
-      <w:r>
-        <w:rPr>
-          <w:rFonts w:ascii="Times New Roman" w:hAnsi="Times New Roman" w:cs="Times New Roman"/>
-        </w:rPr>
-        <w:t>arr</w:t>
-      </w:r>
-      <w:proofErr w:type="spellEnd"/>
-      <w:r>
-        <w:rPr>
-          <w:rFonts w:ascii="Times New Roman" w:hAnsi="Times New Roman" w:cs="Times New Roman"/>
-        </w:rPr>
-        <w:t>[</w:t>
-      </w:r>
-      <w:proofErr w:type="spellStart"/>
-      <w:r>
-        <w:rPr>
-          <w:rFonts w:ascii="Times New Roman" w:hAnsi="Times New Roman" w:cs="Times New Roman"/>
-        </w:rPr>
-        <w:t>i</w:t>
-      </w:r>
-      <w:proofErr w:type="spellEnd"/>
-      <w:r>
-        <w:rPr>
-          <w:rFonts w:ascii="Times New Roman" w:hAnsi="Times New Roman" w:cs="Times New Roman"/>
-        </w:rPr>
-        <w:t>]);</w:t>
-      </w:r>
-    </w:p>
-    <w:p>
-      <w:pPr>
-        <w:rPr>
-          <w:rFonts w:ascii="Times New Roman" w:hAnsi="Times New Roman" w:cs="Times New Roman"/>
-        </w:rPr>
-      </w:pPr>
-      <w:r>
-        <w:rPr>
-          <w:rFonts w:ascii="Times New Roman" w:hAnsi="Times New Roman" w:cs="Times New Roman"/>
-        </w:rPr>
-        <w:t xml:space="preserve">    }</w:t>
-      </w:r>
-    </w:p>
-    <w:p>
-      <w:pPr>
-        <w:rPr>
-          <w:rFonts w:ascii="Times New Roman" w:hAnsi="Times New Roman" w:cs="Times New Roman"/>
-        </w:rPr>
-      </w:pPr>
-    </w:p>
-    <w:p>
-      <w:pPr>
-        <w:rPr>
-          <w:rFonts w:ascii="Times New Roman" w:hAnsi="Times New Roman" w:cs="Times New Roman"/>
-        </w:rPr>
-      </w:pPr>
-      <w:r>
-        <w:rPr>
-          <w:rFonts w:ascii="Times New Roman" w:hAnsi="Times New Roman" w:cs="Times New Roman"/>
-        </w:rPr>
-        <w:t xml:space="preserve">    for (int </w:t>
-      </w:r>
-      <w:proofErr w:type="spellStart"/>
-      <w:r>
-        <w:rPr>
-          <w:rFonts w:ascii="Times New Roman" w:hAnsi="Times New Roman" w:cs="Times New Roman"/>
-        </w:rPr>
-        <w:t>i</w:t>
-      </w:r>
-      <w:proofErr w:type="spellEnd"/>
-      <w:r>
-        <w:rPr>
-          <w:rFonts w:ascii="Times New Roman" w:hAnsi="Times New Roman" w:cs="Times New Roman"/>
-        </w:rPr>
-        <w:t xml:space="preserve"> = 0; </w:t>
-      </w:r>
-      <w:proofErr w:type="spellStart"/>
-      <w:r>
-        <w:rPr>
-          <w:rFonts w:ascii="Times New Roman" w:hAnsi="Times New Roman" w:cs="Times New Roman"/>
-        </w:rPr>
-        <w:t>i</w:t>
-      </w:r>
-      <w:proofErr w:type="spellEnd"/>
-      <w:r>
-        <w:rPr>
-          <w:rFonts w:ascii="Times New Roman" w:hAnsi="Times New Roman" w:cs="Times New Roman"/>
-        </w:rPr>
-        <w:t xml:space="preserve"> &lt; N; </w:t>
-      </w:r>
-      <w:proofErr w:type="spellStart"/>
-      <w:r>
-        <w:rPr>
-          <w:rFonts w:ascii="Times New Roman" w:hAnsi="Times New Roman" w:cs="Times New Roman"/>
-        </w:rPr>
-        <w:t>i</w:t>
-      </w:r>
-      <w:proofErr w:type="spellEnd"/>
-      <w:r>
-        <w:rPr>
-          <w:rFonts w:ascii="Times New Roman" w:hAnsi="Times New Roman" w:cs="Times New Roman"/>
-        </w:rPr>
-        <w:t>++)</w:t>
-      </w:r>
-    </w:p>
-    <w:p>
-      <w:pPr>
-        <w:rPr>
-          <w:rFonts w:ascii="Times New Roman" w:hAnsi="Times New Roman" w:cs="Times New Roman"/>
-        </w:rPr>
-      </w:pPr>
-      <w:r>
-        <w:rPr>
-          <w:rFonts w:ascii="Times New Roman" w:hAnsi="Times New Roman" w:cs="Times New Roman"/>
-        </w:rPr>
-        <w:t xml:space="preserve">    {</w:t>
-      </w:r>
-    </w:p>
-    <w:p>
-      <w:pPr>
-        <w:rPr>
-          <w:rFonts w:ascii="Times New Roman" w:hAnsi="Times New Roman" w:cs="Times New Roman"/>
-        </w:rPr>
-      </w:pPr>
-      <w:r>
-        <w:rPr>
-          <w:rFonts w:ascii="Times New Roman" w:hAnsi="Times New Roman" w:cs="Times New Roman"/>
-        </w:rPr>
-        <w:t xml:space="preserve">        if (</w:t>
-      </w:r>
-      <w:proofErr w:type="spellStart"/>
-      <w:r>
-        <w:rPr>
-          <w:rFonts w:ascii="Times New Roman" w:hAnsi="Times New Roman" w:cs="Times New Roman"/>
-        </w:rPr>
-        <w:t>arr</w:t>
-      </w:r>
-      <w:proofErr w:type="spellEnd"/>
-      <w:r>
-        <w:rPr>
-          <w:rFonts w:ascii="Times New Roman" w:hAnsi="Times New Roman" w:cs="Times New Roman"/>
-        </w:rPr>
-        <w:t>[</w:t>
-      </w:r>
-      <w:proofErr w:type="spellStart"/>
-      <w:r>
-        <w:rPr>
-          <w:rFonts w:ascii="Times New Roman" w:hAnsi="Times New Roman" w:cs="Times New Roman"/>
-        </w:rPr>
-        <w:t>i</w:t>
-      </w:r>
-      <w:proofErr w:type="spellEnd"/>
-      <w:r>
-        <w:rPr>
-          <w:rFonts w:ascii="Times New Roman" w:hAnsi="Times New Roman" w:cs="Times New Roman"/>
-        </w:rPr>
-        <w:t>] &lt; T)</w:t>
-      </w:r>
-    </w:p>
-    <w:p>
-      <w:pPr>
-        <w:rPr>
-          <w:rFonts w:ascii="Times New Roman" w:hAnsi="Times New Roman" w:cs="Times New Roman"/>
-        </w:rPr>
-      </w:pPr>
-      <w:r>
-        <w:rPr>
-          <w:rFonts w:ascii="Times New Roman" w:hAnsi="Times New Roman" w:cs="Times New Roman"/>
-        </w:rPr>
-        <w:t xml:space="preserve">        {</w:t>
-      </w:r>
-    </w:p>
-    <w:p>
-      <w:pPr>
-        <w:rPr>
-          <w:rFonts w:ascii="Times New Roman" w:hAnsi="Times New Roman" w:cs="Times New Roman"/>
-        </w:rPr>
-      </w:pPr>
-      <w:r>
-        <w:rPr>
-          <w:rFonts w:ascii="Times New Roman" w:hAnsi="Times New Roman" w:cs="Times New Roman"/>
-        </w:rPr>
-        <w:t xml:space="preserve">            </w:t>
-      </w:r>
-      <w:proofErr w:type="spellStart"/>
-      <w:proofErr w:type="gramStart"/>
-      <w:r>
-        <w:rPr>
-          <w:rFonts w:ascii="Times New Roman" w:hAnsi="Times New Roman" w:cs="Times New Roman"/>
-        </w:rPr>
-        <w:t>printf</w:t>
-      </w:r>
-      <w:proofErr w:type="spellEnd"/>
-      <w:r>
-        <w:rPr>
-          <w:rFonts w:ascii="Times New Roman" w:hAnsi="Times New Roman" w:cs="Times New Roman"/>
-        </w:rPr>
-        <w:t>(</w:t>
-      </w:r>
-      <w:proofErr w:type="gramEnd"/>
-      <w:r>
-        <w:rPr>
-          <w:rFonts w:ascii="Times New Roman" w:hAnsi="Times New Roman" w:cs="Times New Roman"/>
-        </w:rPr>
-        <w:t xml:space="preserve">"%d", </w:t>
-      </w:r>
-      <w:proofErr w:type="spellStart"/>
-      <w:r>
-        <w:rPr>
-          <w:rFonts w:ascii="Times New Roman" w:hAnsi="Times New Roman" w:cs="Times New Roman"/>
-        </w:rPr>
-        <w:t>i</w:t>
-      </w:r>
-      <w:proofErr w:type="spellEnd"/>
-      <w:r>
-        <w:rPr>
-          <w:rFonts w:ascii="Times New Roman" w:hAnsi="Times New Roman" w:cs="Times New Roman"/>
-        </w:rPr>
-        <w:t>);</w:t>
-      </w:r>
-    </w:p>
-    <w:p>
-      <w:pPr>
-        <w:rPr>
-          <w:rFonts w:ascii="Times New Roman" w:hAnsi="Times New Roman" w:cs="Times New Roman"/>
-        </w:rPr>
-      </w:pPr>
-      <w:r>
-        <w:rPr>
-          <w:rFonts w:ascii="Times New Roman" w:hAnsi="Times New Roman" w:cs="Times New Roman"/>
-        </w:rPr>
-        <w:t xml:space="preserve">            return 0;</w:t>
-      </w:r>
-    </w:p>
-    <w:p>
-      <w:pPr>
-        <w:rPr>
-          <w:rFonts w:ascii="Times New Roman" w:hAnsi="Times New Roman" w:cs="Times New Roman"/>
-        </w:rPr>
-      </w:pPr>
-      <w:r>
-        <w:rPr>
-          <w:rFonts w:ascii="Times New Roman" w:hAnsi="Times New Roman" w:cs="Times New Roman"/>
-        </w:rPr>
-        <w:t xml:space="preserve">        }</w:t>
-      </w:r>
-    </w:p>
-    <w:p>
-      <w:pPr>
-        <w:rPr>
-          <w:rFonts w:ascii="Times New Roman" w:hAnsi="Times New Roman" w:cs="Times New Roman"/>
-        </w:rPr>
-      </w:pPr>
-      <w:r>
-        <w:rPr>
-          <w:rFonts w:ascii="Times New Roman" w:hAnsi="Times New Roman" w:cs="Times New Roman"/>
-        </w:rPr>
-        <w:t xml:space="preserve">    }</w:t>
-      </w:r>
-    </w:p>
-    <w:p>
-      <w:pPr>
-        <w:rPr>
-          <w:rFonts w:ascii="Times New Roman" w:hAnsi="Times New Roman" w:cs="Times New Roman"/>
-        </w:rPr>
-      </w:pPr>
-    </w:p>
-    <w:p>
-      <w:pPr>
-        <w:rPr>
-          <w:rFonts w:ascii="Times New Roman" w:hAnsi="Times New Roman" w:cs="Times New Roman"/>
-        </w:rPr>
-      </w:pPr>
-      <w:r>
-        <w:rPr>
-          <w:rFonts w:ascii="Times New Roman" w:hAnsi="Times New Roman" w:cs="Times New Roman"/>
-        </w:rPr>
-        <w:t xml:space="preserve">    </w:t>
-      </w:r>
-      <w:proofErr w:type="spellStart"/>
-      <w:proofErr w:type="gramStart"/>
-      <w:r>
-        <w:rPr>
-          <w:rFonts w:ascii="Times New Roman" w:hAnsi="Times New Roman" w:cs="Times New Roman"/>
-        </w:rPr>
-        <w:t>printf</w:t>
-      </w:r>
-      <w:proofErr w:type="spellEnd"/>
-      <w:r>
-        <w:rPr>
-          <w:rFonts w:ascii="Times New Roman" w:hAnsi="Times New Roman" w:cs="Times New Roman"/>
-        </w:rPr>
-        <w:t>(</w:t>
-      </w:r>
-      <w:proofErr w:type="gramEnd"/>
-      <w:r>
-        <w:rPr>
-          <w:rFonts w:ascii="Times New Roman" w:hAnsi="Times New Roman" w:cs="Times New Roman"/>
-        </w:rPr>
-        <w:t>"-1");</w:t>
-      </w:r>
-    </w:p>
-    <w:p>
-      <w:pPr>
-        <w:rPr>
-          <w:rFonts w:ascii="Times New Roman" w:hAnsi="Times New Roman" w:cs="Times New Roman"/>
-        </w:rPr>
-      </w:pPr>
-    </w:p>
-    <w:p>
-      <w:pPr>
-        <w:rPr>
-          <w:rFonts w:ascii="Times New Roman" w:hAnsi="Times New Roman" w:cs="Times New Roman"/>
-        </w:rPr>
-      </w:pPr>
-      <w:r>
-        <w:rPr>
-          <w:rFonts w:ascii="Times New Roman" w:hAnsi="Times New Roman" w:cs="Times New Roman"/>
-        </w:rPr>
-        <w:t xml:space="preserve">    return 0;</w:t>
-      </w:r>
-    </w:p>
-    <w:p>
-      <w:pPr>
-        <w:rPr>
-          <w:rFonts w:ascii="Times New Roman" w:hAnsi="Times New Roman" w:cs="Times New Roman"/>
-        </w:rPr>
-      </w:pPr>
-      <w:r>
-        <w:rPr>
-          <w:rFonts w:ascii="Times New Roman" w:hAnsi="Times New Roman" w:cs="Times New Roman"/>
-        </w:rPr>
-        <w:t>}</w:t>
-      </w:r>
-    </w:p>
-    <w:p>
-      <w:pPr>
-        <w:rPr>
-          <w:rFonts w:ascii="Times New Roman" w:hAnsi="Times New Roman" w:cs="Times New Roman"/>
-          <w:b/>
-          <w:bCs/>
-          <w:u w:val="single"/>
-        </w:rPr>
-      </w:pPr>
-      <w:r>
-        <w:rPr>
-          <w:rFonts w:ascii="Times New Roman" w:hAnsi="Times New Roman" w:cs="Times New Roman"/>
-          <w:b/>
-          <w:bCs/>
-          <w:u w:val="single"/>
-        </w:rPr>
         <w:t>Screenshots of the output:</w:t>
       </w:r>
     </w:p>
@@ -3926,6 +3906,7 @@
       <w:r>
         <w:rPr>
           <w:rFonts w:ascii="Times New Roman" w:hAnsi="Times New Roman" w:cs="Times New Roman"/>
+          <w:noProof/>
         </w:rPr>
         <w:lastRenderedPageBreak/>
         <w:drawing>
@@ -4403,6 +4384,25 @@
       <w:pPr>
         <w:rPr>
           <w:rFonts w:ascii="Times New Roman" w:hAnsi="Times New Roman" w:cs="Times New Roman"/>
+          <w:b/>
+          <w:bCs/>
+          <w:u w:val="single"/>
+        </w:rPr>
+      </w:pPr>
+      <w:r>
+        <w:rPr>
+          <w:rFonts w:ascii="Times New Roman" w:hAnsi="Times New Roman" w:cs="Times New Roman"/>
+          <w:b/>
+          <w:bCs/>
+          <w:u w:val="single"/>
+        </w:rPr>
+        <w:t>Pseudocode:</w:t>
+      </w:r>
+    </w:p>
+    <w:p>
+      <w:pPr>
+        <w:rPr>
+          <w:rFonts w:ascii="Times New Roman" w:hAnsi="Times New Roman" w:cs="Times New Roman"/>
         </w:rPr>
       </w:pPr>
       <w:r>
@@ -4803,6 +4803,7 @@
         <w:rPr>
           <w:rFonts w:ascii="Times New Roman" w:hAnsi="Times New Roman" w:cs="Times New Roman"/>
         </w:rPr>
+        <w:lastRenderedPageBreak/>
         <w:t xml:space="preserve">        left++;</w:t>
       </w:r>
     </w:p>
@@ -4816,21 +4817,760 @@
         <w:rPr>
           <w:rFonts w:ascii="Times New Roman" w:hAnsi="Times New Roman" w:cs="Times New Roman"/>
         </w:rPr>
+        <w:t xml:space="preserve">    else</w:t>
+      </w:r>
+    </w:p>
+    <w:p>
+      <w:pPr>
+        <w:rPr>
+          <w:rFonts w:ascii="Times New Roman" w:hAnsi="Times New Roman" w:cs="Times New Roman"/>
+        </w:rPr>
+      </w:pPr>
+      <w:r>
+        <w:rPr>
+          <w:rFonts w:ascii="Times New Roman" w:hAnsi="Times New Roman" w:cs="Times New Roman"/>
+        </w:rPr>
+        <w:t xml:space="preserve">        right--;</w:t>
+      </w:r>
+    </w:p>
+    <w:p>
+      <w:pPr>
+        <w:rPr>
+          <w:rFonts w:ascii="Times New Roman" w:hAnsi="Times New Roman" w:cs="Times New Roman"/>
+        </w:rPr>
+      </w:pPr>
+      <w:r>
+        <w:rPr>
+          <w:rFonts w:ascii="Times New Roman" w:hAnsi="Times New Roman" w:cs="Times New Roman"/>
+        </w:rPr>
+        <w:t>}</w:t>
+      </w:r>
+    </w:p>
+    <w:p>
+      <w:pPr>
+        <w:rPr>
+          <w:rFonts w:ascii="Times New Roman" w:hAnsi="Times New Roman" w:cs="Times New Roman"/>
+        </w:rPr>
+      </w:pPr>
+    </w:p>
+    <w:p>
+      <w:pPr>
+        <w:rPr>
+          <w:rFonts w:ascii="Times New Roman" w:hAnsi="Times New Roman" w:cs="Times New Roman"/>
+        </w:rPr>
+      </w:pPr>
+      <w:r>
+        <w:rPr>
+          <w:rFonts w:ascii="Times New Roman" w:hAnsi="Times New Roman" w:cs="Times New Roman"/>
+        </w:rPr>
+        <w:t xml:space="preserve">print </w:t>
+      </w:r>
+      <w:proofErr w:type="spellStart"/>
+      <w:r>
+        <w:rPr>
+          <w:rFonts w:ascii="Times New Roman" w:hAnsi="Times New Roman" w:cs="Times New Roman"/>
+        </w:rPr>
+        <w:t>maxWater</w:t>
+      </w:r>
+      <w:proofErr w:type="spellEnd"/>
+      <w:r>
+        <w:rPr>
+          <w:rFonts w:ascii="Times New Roman" w:hAnsi="Times New Roman" w:cs="Times New Roman"/>
+        </w:rPr>
+        <w:t>;</w:t>
+      </w:r>
+    </w:p>
+    <w:p>
+      <w:pPr>
+        <w:rPr>
+          <w:rFonts w:ascii="Times New Roman" w:hAnsi="Times New Roman" w:cs="Times New Roman"/>
+        </w:rPr>
+      </w:pPr>
+    </w:p>
+    <w:p>
+      <w:pPr>
+        <w:rPr>
+          <w:rFonts w:ascii="Times New Roman" w:hAnsi="Times New Roman" w:cs="Times New Roman"/>
+        </w:rPr>
+      </w:pPr>
+      <w:r>
+        <w:rPr>
+          <w:rFonts w:ascii="Times New Roman" w:hAnsi="Times New Roman" w:cs="Times New Roman"/>
+        </w:rPr>
+        <w:t>STOP</w:t>
+      </w:r>
+    </w:p>
+    <w:p>
+      <w:pPr>
+        <w:rPr>
+          <w:rFonts w:ascii="Times New Roman" w:hAnsi="Times New Roman" w:cs="Times New Roman"/>
+          <w:b/>
+          <w:bCs/>
+          <w:u w:val="single"/>
+        </w:rPr>
+      </w:pPr>
+      <w:r>
+        <w:rPr>
+          <w:rFonts w:ascii="Times New Roman" w:hAnsi="Times New Roman" w:cs="Times New Roman"/>
+          <w:b/>
+          <w:bCs/>
+          <w:u w:val="single"/>
+        </w:rPr>
+        <w:t>Code:</w:t>
+      </w:r>
+    </w:p>
+    <w:p>
+      <w:pPr>
+        <w:rPr>
+          <w:rFonts w:ascii="Times New Roman" w:hAnsi="Times New Roman" w:cs="Times New Roman"/>
+        </w:rPr>
+      </w:pPr>
+      <w:r>
+        <w:rPr>
+          <w:rFonts w:ascii="Times New Roman" w:hAnsi="Times New Roman" w:cs="Times New Roman"/>
+        </w:rPr>
+        <w:t>#include &lt;</w:t>
+      </w:r>
+      <w:proofErr w:type="spellStart"/>
+      <w:r>
+        <w:rPr>
+          <w:rFonts w:ascii="Times New Roman" w:hAnsi="Times New Roman" w:cs="Times New Roman"/>
+        </w:rPr>
+        <w:t>stdio.h</w:t>
+      </w:r>
+      <w:proofErr w:type="spellEnd"/>
+      <w:r>
+        <w:rPr>
+          <w:rFonts w:ascii="Times New Roman" w:hAnsi="Times New Roman" w:cs="Times New Roman"/>
+        </w:rPr>
+        <w:t>&gt;</w:t>
+      </w:r>
+    </w:p>
+    <w:p>
+      <w:pPr>
+        <w:rPr>
+          <w:rFonts w:ascii="Times New Roman" w:hAnsi="Times New Roman" w:cs="Times New Roman"/>
+        </w:rPr>
+      </w:pPr>
+    </w:p>
+    <w:p>
+      <w:pPr>
+        <w:rPr>
+          <w:rFonts w:ascii="Times New Roman" w:hAnsi="Times New Roman" w:cs="Times New Roman"/>
+        </w:rPr>
+      </w:pPr>
+      <w:r>
+        <w:rPr>
+          <w:rFonts w:ascii="Times New Roman" w:hAnsi="Times New Roman" w:cs="Times New Roman"/>
+        </w:rPr>
+        <w:t xml:space="preserve">int </w:t>
+      </w:r>
+      <w:proofErr w:type="gramStart"/>
+      <w:r>
+        <w:rPr>
+          <w:rFonts w:ascii="Times New Roman" w:hAnsi="Times New Roman" w:cs="Times New Roman"/>
+        </w:rPr>
+        <w:t>main(</w:t>
+      </w:r>
+      <w:proofErr w:type="gramEnd"/>
+      <w:r>
+        <w:rPr>
+          <w:rFonts w:ascii="Times New Roman" w:hAnsi="Times New Roman" w:cs="Times New Roman"/>
+        </w:rPr>
+        <w:t>)</w:t>
+      </w:r>
+    </w:p>
+    <w:p>
+      <w:pPr>
+        <w:rPr>
+          <w:rFonts w:ascii="Times New Roman" w:hAnsi="Times New Roman" w:cs="Times New Roman"/>
+        </w:rPr>
+      </w:pPr>
+      <w:r>
+        <w:rPr>
+          <w:rFonts w:ascii="Times New Roman" w:hAnsi="Times New Roman" w:cs="Times New Roman"/>
+        </w:rPr>
+        <w:t>{</w:t>
+      </w:r>
+    </w:p>
+    <w:p>
+      <w:pPr>
+        <w:rPr>
+          <w:rFonts w:ascii="Times New Roman" w:hAnsi="Times New Roman" w:cs="Times New Roman"/>
+        </w:rPr>
+      </w:pPr>
+      <w:r>
+        <w:rPr>
+          <w:rFonts w:ascii="Times New Roman" w:hAnsi="Times New Roman" w:cs="Times New Roman"/>
+        </w:rPr>
+        <w:t xml:space="preserve">    int N;</w:t>
+      </w:r>
+    </w:p>
+    <w:p>
+      <w:pPr>
+        <w:rPr>
+          <w:rFonts w:ascii="Times New Roman" w:hAnsi="Times New Roman" w:cs="Times New Roman"/>
+        </w:rPr>
+      </w:pPr>
+      <w:r>
+        <w:rPr>
+          <w:rFonts w:ascii="Times New Roman" w:hAnsi="Times New Roman" w:cs="Times New Roman"/>
+        </w:rPr>
+        <w:t xml:space="preserve">    </w:t>
+      </w:r>
+      <w:proofErr w:type="spellStart"/>
+      <w:proofErr w:type="gramStart"/>
+      <w:r>
+        <w:rPr>
+          <w:rFonts w:ascii="Times New Roman" w:hAnsi="Times New Roman" w:cs="Times New Roman"/>
+        </w:rPr>
+        <w:t>scanf</w:t>
+      </w:r>
+      <w:proofErr w:type="spellEnd"/>
+      <w:r>
+        <w:rPr>
+          <w:rFonts w:ascii="Times New Roman" w:hAnsi="Times New Roman" w:cs="Times New Roman"/>
+        </w:rPr>
+        <w:t>(</w:t>
+      </w:r>
+      <w:proofErr w:type="gramEnd"/>
+      <w:r>
+        <w:rPr>
+          <w:rFonts w:ascii="Times New Roman" w:hAnsi="Times New Roman" w:cs="Times New Roman"/>
+        </w:rPr>
+        <w:t>"%d", &amp;N);</w:t>
+      </w:r>
+    </w:p>
+    <w:p>
+      <w:pPr>
+        <w:rPr>
+          <w:rFonts w:ascii="Times New Roman" w:hAnsi="Times New Roman" w:cs="Times New Roman"/>
+        </w:rPr>
+      </w:pPr>
+    </w:p>
+    <w:p>
+      <w:pPr>
+        <w:rPr>
+          <w:rFonts w:ascii="Times New Roman" w:hAnsi="Times New Roman" w:cs="Times New Roman"/>
+        </w:rPr>
+      </w:pPr>
+      <w:r>
+        <w:rPr>
+          <w:rFonts w:ascii="Times New Roman" w:hAnsi="Times New Roman" w:cs="Times New Roman"/>
+        </w:rPr>
+        <w:t xml:space="preserve">    int height[N];</w:t>
+      </w:r>
+    </w:p>
+    <w:p>
+      <w:pPr>
+        <w:rPr>
+          <w:rFonts w:ascii="Times New Roman" w:hAnsi="Times New Roman" w:cs="Times New Roman"/>
+        </w:rPr>
+      </w:pPr>
+    </w:p>
+    <w:p>
+      <w:pPr>
+        <w:rPr>
+          <w:rFonts w:ascii="Times New Roman" w:hAnsi="Times New Roman" w:cs="Times New Roman"/>
+        </w:rPr>
+      </w:pPr>
+      <w:r>
+        <w:rPr>
+          <w:rFonts w:ascii="Times New Roman" w:hAnsi="Times New Roman" w:cs="Times New Roman"/>
+        </w:rPr>
+        <w:t xml:space="preserve">    for (int </w:t>
+      </w:r>
+      <w:proofErr w:type="spellStart"/>
+      <w:r>
+        <w:rPr>
+          <w:rFonts w:ascii="Times New Roman" w:hAnsi="Times New Roman" w:cs="Times New Roman"/>
+        </w:rPr>
+        <w:t>i</w:t>
+      </w:r>
+      <w:proofErr w:type="spellEnd"/>
+      <w:r>
+        <w:rPr>
+          <w:rFonts w:ascii="Times New Roman" w:hAnsi="Times New Roman" w:cs="Times New Roman"/>
+        </w:rPr>
+        <w:t xml:space="preserve"> = 0; </w:t>
+      </w:r>
+      <w:proofErr w:type="spellStart"/>
+      <w:r>
+        <w:rPr>
+          <w:rFonts w:ascii="Times New Roman" w:hAnsi="Times New Roman" w:cs="Times New Roman"/>
+        </w:rPr>
+        <w:t>i</w:t>
+      </w:r>
+      <w:proofErr w:type="spellEnd"/>
+      <w:r>
+        <w:rPr>
+          <w:rFonts w:ascii="Times New Roman" w:hAnsi="Times New Roman" w:cs="Times New Roman"/>
+        </w:rPr>
+        <w:t xml:space="preserve"> &lt; N; </w:t>
+      </w:r>
+      <w:proofErr w:type="spellStart"/>
+      <w:r>
+        <w:rPr>
+          <w:rFonts w:ascii="Times New Roman" w:hAnsi="Times New Roman" w:cs="Times New Roman"/>
+        </w:rPr>
+        <w:t>i</w:t>
+      </w:r>
+      <w:proofErr w:type="spellEnd"/>
+      <w:r>
+        <w:rPr>
+          <w:rFonts w:ascii="Times New Roman" w:hAnsi="Times New Roman" w:cs="Times New Roman"/>
+        </w:rPr>
+        <w:t>++)</w:t>
+      </w:r>
+    </w:p>
+    <w:p>
+      <w:pPr>
+        <w:rPr>
+          <w:rFonts w:ascii="Times New Roman" w:hAnsi="Times New Roman" w:cs="Times New Roman"/>
+        </w:rPr>
+      </w:pPr>
+      <w:r>
+        <w:rPr>
+          <w:rFonts w:ascii="Times New Roman" w:hAnsi="Times New Roman" w:cs="Times New Roman"/>
+        </w:rPr>
+        <w:t xml:space="preserve">    {</w:t>
+      </w:r>
+    </w:p>
+    <w:p>
+      <w:pPr>
+        <w:rPr>
+          <w:rFonts w:ascii="Times New Roman" w:hAnsi="Times New Roman" w:cs="Times New Roman"/>
+        </w:rPr>
+      </w:pPr>
+      <w:r>
+        <w:rPr>
+          <w:rFonts w:ascii="Times New Roman" w:hAnsi="Times New Roman" w:cs="Times New Roman"/>
+        </w:rPr>
+        <w:t xml:space="preserve">        </w:t>
+      </w:r>
+      <w:proofErr w:type="spellStart"/>
+      <w:proofErr w:type="gramStart"/>
+      <w:r>
+        <w:rPr>
+          <w:rFonts w:ascii="Times New Roman" w:hAnsi="Times New Roman" w:cs="Times New Roman"/>
+        </w:rPr>
+        <w:t>scanf</w:t>
+      </w:r>
+      <w:proofErr w:type="spellEnd"/>
+      <w:r>
+        <w:rPr>
+          <w:rFonts w:ascii="Times New Roman" w:hAnsi="Times New Roman" w:cs="Times New Roman"/>
+        </w:rPr>
+        <w:t>(</w:t>
+      </w:r>
+      <w:proofErr w:type="gramEnd"/>
+      <w:r>
+        <w:rPr>
+          <w:rFonts w:ascii="Times New Roman" w:hAnsi="Times New Roman" w:cs="Times New Roman"/>
+        </w:rPr>
+        <w:t>"%d", &amp;height[</w:t>
+      </w:r>
+      <w:proofErr w:type="spellStart"/>
+      <w:r>
+        <w:rPr>
+          <w:rFonts w:ascii="Times New Roman" w:hAnsi="Times New Roman" w:cs="Times New Roman"/>
+        </w:rPr>
+        <w:t>i</w:t>
+      </w:r>
+      <w:proofErr w:type="spellEnd"/>
+      <w:r>
+        <w:rPr>
+          <w:rFonts w:ascii="Times New Roman" w:hAnsi="Times New Roman" w:cs="Times New Roman"/>
+        </w:rPr>
+        <w:t>]);</w:t>
+      </w:r>
+    </w:p>
+    <w:p>
+      <w:pPr>
+        <w:rPr>
+          <w:rFonts w:ascii="Times New Roman" w:hAnsi="Times New Roman" w:cs="Times New Roman"/>
+        </w:rPr>
+      </w:pPr>
+      <w:r>
+        <w:rPr>
+          <w:rFonts w:ascii="Times New Roman" w:hAnsi="Times New Roman" w:cs="Times New Roman"/>
+        </w:rPr>
+        <w:t xml:space="preserve">    }</w:t>
+      </w:r>
+    </w:p>
+    <w:p>
+      <w:pPr>
+        <w:rPr>
+          <w:rFonts w:ascii="Times New Roman" w:hAnsi="Times New Roman" w:cs="Times New Roman"/>
+        </w:rPr>
+      </w:pPr>
+    </w:p>
+    <w:p>
+      <w:pPr>
+        <w:rPr>
+          <w:rFonts w:ascii="Times New Roman" w:hAnsi="Times New Roman" w:cs="Times New Roman"/>
+        </w:rPr>
+      </w:pPr>
+      <w:r>
+        <w:rPr>
+          <w:rFonts w:ascii="Times New Roman" w:hAnsi="Times New Roman" w:cs="Times New Roman"/>
+        </w:rPr>
+        <w:t xml:space="preserve">    int left = 0;</w:t>
+      </w:r>
+    </w:p>
+    <w:p>
+      <w:pPr>
+        <w:rPr>
+          <w:rFonts w:ascii="Times New Roman" w:hAnsi="Times New Roman" w:cs="Times New Roman"/>
+        </w:rPr>
+      </w:pPr>
+      <w:r>
+        <w:rPr>
+          <w:rFonts w:ascii="Times New Roman" w:hAnsi="Times New Roman" w:cs="Times New Roman"/>
+        </w:rPr>
+        <w:t xml:space="preserve">    int right = N - 1;</w:t>
+      </w:r>
+    </w:p>
+    <w:p>
+      <w:pPr>
+        <w:rPr>
+          <w:rFonts w:ascii="Times New Roman" w:hAnsi="Times New Roman" w:cs="Times New Roman"/>
+        </w:rPr>
+      </w:pPr>
+      <w:r>
+        <w:rPr>
+          <w:rFonts w:ascii="Times New Roman" w:hAnsi="Times New Roman" w:cs="Times New Roman"/>
+        </w:rPr>
+        <w:t xml:space="preserve">    int </w:t>
+      </w:r>
+      <w:proofErr w:type="spellStart"/>
+      <w:r>
+        <w:rPr>
+          <w:rFonts w:ascii="Times New Roman" w:hAnsi="Times New Roman" w:cs="Times New Roman"/>
+        </w:rPr>
+        <w:t>maxWater</w:t>
+      </w:r>
+      <w:proofErr w:type="spellEnd"/>
+      <w:r>
+        <w:rPr>
+          <w:rFonts w:ascii="Times New Roman" w:hAnsi="Times New Roman" w:cs="Times New Roman"/>
+        </w:rPr>
+        <w:t xml:space="preserve"> = 0;</w:t>
+      </w:r>
+    </w:p>
+    <w:p>
+      <w:pPr>
+        <w:rPr>
+          <w:rFonts w:ascii="Times New Roman" w:hAnsi="Times New Roman" w:cs="Times New Roman"/>
+        </w:rPr>
+      </w:pPr>
+    </w:p>
+    <w:p>
+      <w:pPr>
+        <w:rPr>
+          <w:rFonts w:ascii="Times New Roman" w:hAnsi="Times New Roman" w:cs="Times New Roman"/>
+        </w:rPr>
+      </w:pPr>
+      <w:r>
+        <w:rPr>
+          <w:rFonts w:ascii="Times New Roman" w:hAnsi="Times New Roman" w:cs="Times New Roman"/>
+        </w:rPr>
+        <w:t xml:space="preserve">    while (left &lt; right)</w:t>
+      </w:r>
+    </w:p>
+    <w:p>
+      <w:pPr>
+        <w:rPr>
+          <w:rFonts w:ascii="Times New Roman" w:hAnsi="Times New Roman" w:cs="Times New Roman"/>
+        </w:rPr>
+      </w:pPr>
+      <w:r>
+        <w:rPr>
+          <w:rFonts w:ascii="Times New Roman" w:hAnsi="Times New Roman" w:cs="Times New Roman"/>
+        </w:rPr>
+        <w:t xml:space="preserve">    {</w:t>
+      </w:r>
+    </w:p>
+    <w:p>
+      <w:pPr>
+        <w:rPr>
+          <w:rFonts w:ascii="Times New Roman" w:hAnsi="Times New Roman" w:cs="Times New Roman"/>
+        </w:rPr>
+      </w:pPr>
+      <w:r>
+        <w:rPr>
+          <w:rFonts w:ascii="Times New Roman" w:hAnsi="Times New Roman" w:cs="Times New Roman"/>
+        </w:rPr>
         <w:lastRenderedPageBreak/>
-        <w:t xml:space="preserve">    else</w:t>
-      </w:r>
-    </w:p>
-    <w:p>
-      <w:pPr>
-        <w:rPr>
-          <w:rFonts w:ascii="Times New Roman" w:hAnsi="Times New Roman" w:cs="Times New Roman"/>
-        </w:rPr>
-      </w:pPr>
-      <w:r>
-        <w:rPr>
-          <w:rFonts w:ascii="Times New Roman" w:hAnsi="Times New Roman" w:cs="Times New Roman"/>
-        </w:rPr>
-        <w:t xml:space="preserve">        right--;</w:t>
+        <w:t xml:space="preserve">        int water;</w:t>
+      </w:r>
+    </w:p>
+    <w:p>
+      <w:pPr>
+        <w:rPr>
+          <w:rFonts w:ascii="Times New Roman" w:hAnsi="Times New Roman" w:cs="Times New Roman"/>
+        </w:rPr>
+      </w:pPr>
+    </w:p>
+    <w:p>
+      <w:pPr>
+        <w:rPr>
+          <w:rFonts w:ascii="Times New Roman" w:hAnsi="Times New Roman" w:cs="Times New Roman"/>
+        </w:rPr>
+      </w:pPr>
+      <w:r>
+        <w:rPr>
+          <w:rFonts w:ascii="Times New Roman" w:hAnsi="Times New Roman" w:cs="Times New Roman"/>
+        </w:rPr>
+        <w:t xml:space="preserve">        if (height[left] &lt; height[right])</w:t>
+      </w:r>
+    </w:p>
+    <w:p>
+      <w:pPr>
+        <w:rPr>
+          <w:rFonts w:ascii="Times New Roman" w:hAnsi="Times New Roman" w:cs="Times New Roman"/>
+        </w:rPr>
+      </w:pPr>
+      <w:r>
+        <w:rPr>
+          <w:rFonts w:ascii="Times New Roman" w:hAnsi="Times New Roman" w:cs="Times New Roman"/>
+        </w:rPr>
+        <w:t xml:space="preserve">            water = height[left] * (right - left);</w:t>
+      </w:r>
+    </w:p>
+    <w:p>
+      <w:pPr>
+        <w:rPr>
+          <w:rFonts w:ascii="Times New Roman" w:hAnsi="Times New Roman" w:cs="Times New Roman"/>
+        </w:rPr>
+      </w:pPr>
+      <w:r>
+        <w:rPr>
+          <w:rFonts w:ascii="Times New Roman" w:hAnsi="Times New Roman" w:cs="Times New Roman"/>
+        </w:rPr>
+        <w:t xml:space="preserve">        else</w:t>
+      </w:r>
+    </w:p>
+    <w:p>
+      <w:pPr>
+        <w:rPr>
+          <w:rFonts w:ascii="Times New Roman" w:hAnsi="Times New Roman" w:cs="Times New Roman"/>
+        </w:rPr>
+      </w:pPr>
+      <w:r>
+        <w:rPr>
+          <w:rFonts w:ascii="Times New Roman" w:hAnsi="Times New Roman" w:cs="Times New Roman"/>
+        </w:rPr>
+        <w:t xml:space="preserve">            water = height[right] * (right - left);</w:t>
+      </w:r>
+    </w:p>
+    <w:p>
+      <w:pPr>
+        <w:rPr>
+          <w:rFonts w:ascii="Times New Roman" w:hAnsi="Times New Roman" w:cs="Times New Roman"/>
+        </w:rPr>
+      </w:pPr>
+    </w:p>
+    <w:p>
+      <w:pPr>
+        <w:rPr>
+          <w:rFonts w:ascii="Times New Roman" w:hAnsi="Times New Roman" w:cs="Times New Roman"/>
+        </w:rPr>
+      </w:pPr>
+      <w:r>
+        <w:rPr>
+          <w:rFonts w:ascii="Times New Roman" w:hAnsi="Times New Roman" w:cs="Times New Roman"/>
+        </w:rPr>
+        <w:t xml:space="preserve">        if (water &gt; </w:t>
+      </w:r>
+      <w:proofErr w:type="spellStart"/>
+      <w:r>
+        <w:rPr>
+          <w:rFonts w:ascii="Times New Roman" w:hAnsi="Times New Roman" w:cs="Times New Roman"/>
+        </w:rPr>
+        <w:t>maxWater</w:t>
+      </w:r>
+      <w:proofErr w:type="spellEnd"/>
+      <w:r>
+        <w:rPr>
+          <w:rFonts w:ascii="Times New Roman" w:hAnsi="Times New Roman" w:cs="Times New Roman"/>
+        </w:rPr>
+        <w:t>)</w:t>
+      </w:r>
+    </w:p>
+    <w:p>
+      <w:pPr>
+        <w:rPr>
+          <w:rFonts w:ascii="Times New Roman" w:hAnsi="Times New Roman" w:cs="Times New Roman"/>
+        </w:rPr>
+      </w:pPr>
+      <w:r>
+        <w:rPr>
+          <w:rFonts w:ascii="Times New Roman" w:hAnsi="Times New Roman" w:cs="Times New Roman"/>
+        </w:rPr>
+        <w:t xml:space="preserve">            </w:t>
+      </w:r>
+      <w:proofErr w:type="spellStart"/>
+      <w:r>
+        <w:rPr>
+          <w:rFonts w:ascii="Times New Roman" w:hAnsi="Times New Roman" w:cs="Times New Roman"/>
+        </w:rPr>
+        <w:t>maxWater</w:t>
+      </w:r>
+      <w:proofErr w:type="spellEnd"/>
+      <w:r>
+        <w:rPr>
+          <w:rFonts w:ascii="Times New Roman" w:hAnsi="Times New Roman" w:cs="Times New Roman"/>
+        </w:rPr>
+        <w:t xml:space="preserve"> = water;</w:t>
+      </w:r>
+    </w:p>
+    <w:p>
+      <w:pPr>
+        <w:rPr>
+          <w:rFonts w:ascii="Times New Roman" w:hAnsi="Times New Roman" w:cs="Times New Roman"/>
+        </w:rPr>
+      </w:pPr>
+    </w:p>
+    <w:p>
+      <w:pPr>
+        <w:rPr>
+          <w:rFonts w:ascii="Times New Roman" w:hAnsi="Times New Roman" w:cs="Times New Roman"/>
+        </w:rPr>
+      </w:pPr>
+      <w:r>
+        <w:rPr>
+          <w:rFonts w:ascii="Times New Roman" w:hAnsi="Times New Roman" w:cs="Times New Roman"/>
+        </w:rPr>
+        <w:t xml:space="preserve">        if (height[left] &lt; height[right])</w:t>
+      </w:r>
+    </w:p>
+    <w:p>
+      <w:pPr>
+        <w:rPr>
+          <w:rFonts w:ascii="Times New Roman" w:hAnsi="Times New Roman" w:cs="Times New Roman"/>
+        </w:rPr>
+      </w:pPr>
+      <w:r>
+        <w:rPr>
+          <w:rFonts w:ascii="Times New Roman" w:hAnsi="Times New Roman" w:cs="Times New Roman"/>
+        </w:rPr>
+        <w:t xml:space="preserve">            left++;</w:t>
+      </w:r>
+    </w:p>
+    <w:p>
+      <w:pPr>
+        <w:rPr>
+          <w:rFonts w:ascii="Times New Roman" w:hAnsi="Times New Roman" w:cs="Times New Roman"/>
+        </w:rPr>
+      </w:pPr>
+      <w:r>
+        <w:rPr>
+          <w:rFonts w:ascii="Times New Roman" w:hAnsi="Times New Roman" w:cs="Times New Roman"/>
+        </w:rPr>
+        <w:t xml:space="preserve">        else</w:t>
+      </w:r>
+    </w:p>
+    <w:p>
+      <w:pPr>
+        <w:rPr>
+          <w:rFonts w:ascii="Times New Roman" w:hAnsi="Times New Roman" w:cs="Times New Roman"/>
+        </w:rPr>
+      </w:pPr>
+      <w:r>
+        <w:rPr>
+          <w:rFonts w:ascii="Times New Roman" w:hAnsi="Times New Roman" w:cs="Times New Roman"/>
+        </w:rPr>
+        <w:t xml:space="preserve">            right--;</w:t>
+      </w:r>
+    </w:p>
+    <w:p>
+      <w:pPr>
+        <w:rPr>
+          <w:rFonts w:ascii="Times New Roman" w:hAnsi="Times New Roman" w:cs="Times New Roman"/>
+        </w:rPr>
+      </w:pPr>
+      <w:r>
+        <w:rPr>
+          <w:rFonts w:ascii="Times New Roman" w:hAnsi="Times New Roman" w:cs="Times New Roman"/>
+        </w:rPr>
+        <w:t xml:space="preserve">    }</w:t>
+      </w:r>
+    </w:p>
+    <w:p>
+      <w:pPr>
+        <w:rPr>
+          <w:rFonts w:ascii="Times New Roman" w:hAnsi="Times New Roman" w:cs="Times New Roman"/>
+        </w:rPr>
+      </w:pPr>
+    </w:p>
+    <w:p>
+      <w:pPr>
+        <w:rPr>
+          <w:rFonts w:ascii="Times New Roman" w:hAnsi="Times New Roman" w:cs="Times New Roman"/>
+        </w:rPr>
+      </w:pPr>
+      <w:r>
+        <w:rPr>
+          <w:rFonts w:ascii="Times New Roman" w:hAnsi="Times New Roman" w:cs="Times New Roman"/>
+        </w:rPr>
+        <w:t xml:space="preserve">    </w:t>
+      </w:r>
+      <w:proofErr w:type="spellStart"/>
+      <w:proofErr w:type="gramStart"/>
+      <w:r>
+        <w:rPr>
+          <w:rFonts w:ascii="Times New Roman" w:hAnsi="Times New Roman" w:cs="Times New Roman"/>
+        </w:rPr>
+        <w:t>printf</w:t>
+      </w:r>
+      <w:proofErr w:type="spellEnd"/>
+      <w:r>
+        <w:rPr>
+          <w:rFonts w:ascii="Times New Roman" w:hAnsi="Times New Roman" w:cs="Times New Roman"/>
+        </w:rPr>
+        <w:t>(</w:t>
+      </w:r>
+      <w:proofErr w:type="gramEnd"/>
+      <w:r>
+        <w:rPr>
+          <w:rFonts w:ascii="Times New Roman" w:hAnsi="Times New Roman" w:cs="Times New Roman"/>
+        </w:rPr>
+        <w:t xml:space="preserve">"Max Water: %d", </w:t>
+      </w:r>
+      <w:proofErr w:type="spellStart"/>
+      <w:r>
+        <w:rPr>
+          <w:rFonts w:ascii="Times New Roman" w:hAnsi="Times New Roman" w:cs="Times New Roman"/>
+        </w:rPr>
+        <w:t>maxWater</w:t>
+      </w:r>
+      <w:proofErr w:type="spellEnd"/>
+      <w:r>
+        <w:rPr>
+          <w:rFonts w:ascii="Times New Roman" w:hAnsi="Times New Roman" w:cs="Times New Roman"/>
+        </w:rPr>
+        <w:t>);</w:t>
+      </w:r>
+    </w:p>
+    <w:p>
+      <w:pPr>
+        <w:rPr>
+          <w:rFonts w:ascii="Times New Roman" w:hAnsi="Times New Roman" w:cs="Times New Roman"/>
+        </w:rPr>
+      </w:pPr>
+    </w:p>
+    <w:p>
+      <w:pPr>
+        <w:rPr>
+          <w:rFonts w:ascii="Times New Roman" w:hAnsi="Times New Roman" w:cs="Times New Roman"/>
+        </w:rPr>
+      </w:pPr>
+      <w:r>
+        <w:rPr>
+          <w:rFonts w:ascii="Times New Roman" w:hAnsi="Times New Roman" w:cs="Times New Roman"/>
+        </w:rPr>
+        <w:t xml:space="preserve">    return 0;</w:t>
       </w:r>
     </w:p>
     <w:p>
@@ -4850,60 +5590,6 @@
       <w:pPr>
         <w:rPr>
           <w:rFonts w:ascii="Times New Roman" w:hAnsi="Times New Roman" w:cs="Times New Roman"/>
-        </w:rPr>
-      </w:pPr>
-    </w:p>
-    <w:p>
-      <w:pPr>
-        <w:rPr>
-          <w:rFonts w:ascii="Times New Roman" w:hAnsi="Times New Roman" w:cs="Times New Roman"/>
-        </w:rPr>
-      </w:pPr>
-      <w:r>
-        <w:rPr>
-          <w:rFonts w:ascii="Times New Roman" w:hAnsi="Times New Roman" w:cs="Times New Roman"/>
-        </w:rPr>
-        <w:t xml:space="preserve">print </w:t>
-      </w:r>
-      <w:proofErr w:type="spellStart"/>
-      <w:r>
-        <w:rPr>
-          <w:rFonts w:ascii="Times New Roman" w:hAnsi="Times New Roman" w:cs="Times New Roman"/>
-        </w:rPr>
-        <w:t>maxWater</w:t>
-      </w:r>
-      <w:proofErr w:type="spellEnd"/>
-      <w:r>
-        <w:rPr>
-          <w:rFonts w:ascii="Times New Roman" w:hAnsi="Times New Roman" w:cs="Times New Roman"/>
-        </w:rPr>
-        <w:t>;</w:t>
-      </w:r>
-    </w:p>
-    <w:p>
-      <w:pPr>
-        <w:rPr>
-          <w:rFonts w:ascii="Times New Roman" w:hAnsi="Times New Roman" w:cs="Times New Roman"/>
-        </w:rPr>
-      </w:pPr>
-    </w:p>
-    <w:p>
-      <w:pPr>
-        <w:rPr>
-          <w:rFonts w:ascii="Times New Roman" w:hAnsi="Times New Roman" w:cs="Times New Roman"/>
-        </w:rPr>
-      </w:pPr>
-      <w:r>
-        <w:rPr>
-          <w:rFonts w:ascii="Times New Roman" w:hAnsi="Times New Roman" w:cs="Times New Roman"/>
-        </w:rPr>
-        <w:t>STOP</w:t>
-      </w:r>
-    </w:p>
-    <w:p>
-      <w:pPr>
-        <w:rPr>
-          <w:rFonts w:ascii="Times New Roman" w:hAnsi="Times New Roman" w:cs="Times New Roman"/>
           <w:b/>
           <w:bCs/>
           <w:u w:val="single"/>
@@ -4916,674 +5602,19 @@
           <w:bCs/>
           <w:u w:val="single"/>
         </w:rPr>
-        <w:t>Code:</w:t>
-      </w:r>
-    </w:p>
-    <w:p>
-      <w:pPr>
-        <w:rPr>
-          <w:rFonts w:ascii="Times New Roman" w:hAnsi="Times New Roman" w:cs="Times New Roman"/>
-        </w:rPr>
-      </w:pPr>
-      <w:r>
-        <w:rPr>
-          <w:rFonts w:ascii="Times New Roman" w:hAnsi="Times New Roman" w:cs="Times New Roman"/>
-        </w:rPr>
-        <w:t>#include &lt;</w:t>
-      </w:r>
-      <w:proofErr w:type="spellStart"/>
-      <w:r>
-        <w:rPr>
-          <w:rFonts w:ascii="Times New Roman" w:hAnsi="Times New Roman" w:cs="Times New Roman"/>
-        </w:rPr>
-        <w:t>stdio.h</w:t>
-      </w:r>
-      <w:proofErr w:type="spellEnd"/>
-      <w:r>
-        <w:rPr>
-          <w:rFonts w:ascii="Times New Roman" w:hAnsi="Times New Roman" w:cs="Times New Roman"/>
-        </w:rPr>
-        <w:t>&gt;</w:t>
-      </w:r>
-    </w:p>
-    <w:p>
-      <w:pPr>
-        <w:rPr>
-          <w:rFonts w:ascii="Times New Roman" w:hAnsi="Times New Roman" w:cs="Times New Roman"/>
-        </w:rPr>
-      </w:pPr>
-    </w:p>
-    <w:p>
-      <w:pPr>
-        <w:rPr>
-          <w:rFonts w:ascii="Times New Roman" w:hAnsi="Times New Roman" w:cs="Times New Roman"/>
-        </w:rPr>
-      </w:pPr>
-      <w:r>
-        <w:rPr>
-          <w:rFonts w:ascii="Times New Roman" w:hAnsi="Times New Roman" w:cs="Times New Roman"/>
-        </w:rPr>
-        <w:t xml:space="preserve">int </w:t>
+        <w:t xml:space="preserve">Screenshots of the </w:t>
       </w:r>
       <w:proofErr w:type="gramStart"/>
       <w:r>
         <w:rPr>
           <w:rFonts w:ascii="Times New Roman" w:hAnsi="Times New Roman" w:cs="Times New Roman"/>
-        </w:rPr>
-        <w:t>main(</w:t>
+          <w:b/>
+          <w:bCs/>
+          <w:u w:val="single"/>
+        </w:rPr>
+        <w:t>output :</w:t>
       </w:r>
       <w:proofErr w:type="gramEnd"/>
-      <w:r>
-        <w:rPr>
-          <w:rFonts w:ascii="Times New Roman" w:hAnsi="Times New Roman" w:cs="Times New Roman"/>
-        </w:rPr>
-        <w:t>)</w:t>
-      </w:r>
-    </w:p>
-    <w:p>
-      <w:pPr>
-        <w:rPr>
-          <w:rFonts w:ascii="Times New Roman" w:hAnsi="Times New Roman" w:cs="Times New Roman"/>
-        </w:rPr>
-      </w:pPr>
-      <w:r>
-        <w:rPr>
-          <w:rFonts w:ascii="Times New Roman" w:hAnsi="Times New Roman" w:cs="Times New Roman"/>
-        </w:rPr>
-        <w:t>{</w:t>
-      </w:r>
-    </w:p>
-    <w:p>
-      <w:pPr>
-        <w:rPr>
-          <w:rFonts w:ascii="Times New Roman" w:hAnsi="Times New Roman" w:cs="Times New Roman"/>
-        </w:rPr>
-      </w:pPr>
-      <w:r>
-        <w:rPr>
-          <w:rFonts w:ascii="Times New Roman" w:hAnsi="Times New Roman" w:cs="Times New Roman"/>
-        </w:rPr>
-        <w:t xml:space="preserve">    int N;</w:t>
-      </w:r>
-    </w:p>
-    <w:p>
-      <w:pPr>
-        <w:rPr>
-          <w:rFonts w:ascii="Times New Roman" w:hAnsi="Times New Roman" w:cs="Times New Roman"/>
-        </w:rPr>
-      </w:pPr>
-      <w:r>
-        <w:rPr>
-          <w:rFonts w:ascii="Times New Roman" w:hAnsi="Times New Roman" w:cs="Times New Roman"/>
-        </w:rPr>
-        <w:t xml:space="preserve">    </w:t>
-      </w:r>
-      <w:proofErr w:type="spellStart"/>
-      <w:proofErr w:type="gramStart"/>
-      <w:r>
-        <w:rPr>
-          <w:rFonts w:ascii="Times New Roman" w:hAnsi="Times New Roman" w:cs="Times New Roman"/>
-        </w:rPr>
-        <w:t>scanf</w:t>
-      </w:r>
-      <w:proofErr w:type="spellEnd"/>
-      <w:r>
-        <w:rPr>
-          <w:rFonts w:ascii="Times New Roman" w:hAnsi="Times New Roman" w:cs="Times New Roman"/>
-        </w:rPr>
-        <w:t>(</w:t>
-      </w:r>
-      <w:proofErr w:type="gramEnd"/>
-      <w:r>
-        <w:rPr>
-          <w:rFonts w:ascii="Times New Roman" w:hAnsi="Times New Roman" w:cs="Times New Roman"/>
-        </w:rPr>
-        <w:t>"%d", &amp;N);</w:t>
-      </w:r>
-    </w:p>
-    <w:p>
-      <w:pPr>
-        <w:rPr>
-          <w:rFonts w:ascii="Times New Roman" w:hAnsi="Times New Roman" w:cs="Times New Roman"/>
-        </w:rPr>
-      </w:pPr>
-    </w:p>
-    <w:p>
-      <w:pPr>
-        <w:rPr>
-          <w:rFonts w:ascii="Times New Roman" w:hAnsi="Times New Roman" w:cs="Times New Roman"/>
-        </w:rPr>
-      </w:pPr>
-      <w:r>
-        <w:rPr>
-          <w:rFonts w:ascii="Times New Roman" w:hAnsi="Times New Roman" w:cs="Times New Roman"/>
-        </w:rPr>
-        <w:t xml:space="preserve">    int height[N];</w:t>
-      </w:r>
-    </w:p>
-    <w:p>
-      <w:pPr>
-        <w:rPr>
-          <w:rFonts w:ascii="Times New Roman" w:hAnsi="Times New Roman" w:cs="Times New Roman"/>
-        </w:rPr>
-      </w:pPr>
-    </w:p>
-    <w:p>
-      <w:pPr>
-        <w:rPr>
-          <w:rFonts w:ascii="Times New Roman" w:hAnsi="Times New Roman" w:cs="Times New Roman"/>
-        </w:rPr>
-      </w:pPr>
-      <w:r>
-        <w:rPr>
-          <w:rFonts w:ascii="Times New Roman" w:hAnsi="Times New Roman" w:cs="Times New Roman"/>
-        </w:rPr>
-        <w:t xml:space="preserve">    for (int </w:t>
-      </w:r>
-      <w:proofErr w:type="spellStart"/>
-      <w:r>
-        <w:rPr>
-          <w:rFonts w:ascii="Times New Roman" w:hAnsi="Times New Roman" w:cs="Times New Roman"/>
-        </w:rPr>
-        <w:t>i</w:t>
-      </w:r>
-      <w:proofErr w:type="spellEnd"/>
-      <w:r>
-        <w:rPr>
-          <w:rFonts w:ascii="Times New Roman" w:hAnsi="Times New Roman" w:cs="Times New Roman"/>
-        </w:rPr>
-        <w:t xml:space="preserve"> = 0; </w:t>
-      </w:r>
-      <w:proofErr w:type="spellStart"/>
-      <w:r>
-        <w:rPr>
-          <w:rFonts w:ascii="Times New Roman" w:hAnsi="Times New Roman" w:cs="Times New Roman"/>
-        </w:rPr>
-        <w:t>i</w:t>
-      </w:r>
-      <w:proofErr w:type="spellEnd"/>
-      <w:r>
-        <w:rPr>
-          <w:rFonts w:ascii="Times New Roman" w:hAnsi="Times New Roman" w:cs="Times New Roman"/>
-        </w:rPr>
-        <w:t xml:space="preserve"> &lt; N; </w:t>
-      </w:r>
-      <w:proofErr w:type="spellStart"/>
-      <w:r>
-        <w:rPr>
-          <w:rFonts w:ascii="Times New Roman" w:hAnsi="Times New Roman" w:cs="Times New Roman"/>
-        </w:rPr>
-        <w:t>i</w:t>
-      </w:r>
-      <w:proofErr w:type="spellEnd"/>
-      <w:r>
-        <w:rPr>
-          <w:rFonts w:ascii="Times New Roman" w:hAnsi="Times New Roman" w:cs="Times New Roman"/>
-        </w:rPr>
-        <w:t>++)</w:t>
-      </w:r>
-    </w:p>
-    <w:p>
-      <w:pPr>
-        <w:rPr>
-          <w:rFonts w:ascii="Times New Roman" w:hAnsi="Times New Roman" w:cs="Times New Roman"/>
-        </w:rPr>
-      </w:pPr>
-      <w:r>
-        <w:rPr>
-          <w:rFonts w:ascii="Times New Roman" w:hAnsi="Times New Roman" w:cs="Times New Roman"/>
-        </w:rPr>
-        <w:t xml:space="preserve">    {</w:t>
-      </w:r>
-    </w:p>
-    <w:p>
-      <w:pPr>
-        <w:rPr>
-          <w:rFonts w:ascii="Times New Roman" w:hAnsi="Times New Roman" w:cs="Times New Roman"/>
-        </w:rPr>
-      </w:pPr>
-      <w:r>
-        <w:rPr>
-          <w:rFonts w:ascii="Times New Roman" w:hAnsi="Times New Roman" w:cs="Times New Roman"/>
-        </w:rPr>
-        <w:t xml:space="preserve">        </w:t>
-      </w:r>
-      <w:proofErr w:type="spellStart"/>
-      <w:proofErr w:type="gramStart"/>
-      <w:r>
-        <w:rPr>
-          <w:rFonts w:ascii="Times New Roman" w:hAnsi="Times New Roman" w:cs="Times New Roman"/>
-        </w:rPr>
-        <w:t>scanf</w:t>
-      </w:r>
-      <w:proofErr w:type="spellEnd"/>
-      <w:r>
-        <w:rPr>
-          <w:rFonts w:ascii="Times New Roman" w:hAnsi="Times New Roman" w:cs="Times New Roman"/>
-        </w:rPr>
-        <w:t>(</w:t>
-      </w:r>
-      <w:proofErr w:type="gramEnd"/>
-      <w:r>
-        <w:rPr>
-          <w:rFonts w:ascii="Times New Roman" w:hAnsi="Times New Roman" w:cs="Times New Roman"/>
-        </w:rPr>
-        <w:t>"%d", &amp;height[</w:t>
-      </w:r>
-      <w:proofErr w:type="spellStart"/>
-      <w:r>
-        <w:rPr>
-          <w:rFonts w:ascii="Times New Roman" w:hAnsi="Times New Roman" w:cs="Times New Roman"/>
-        </w:rPr>
-        <w:t>i</w:t>
-      </w:r>
-      <w:proofErr w:type="spellEnd"/>
-      <w:r>
-        <w:rPr>
-          <w:rFonts w:ascii="Times New Roman" w:hAnsi="Times New Roman" w:cs="Times New Roman"/>
-        </w:rPr>
-        <w:t>]);</w:t>
-      </w:r>
-    </w:p>
-    <w:p>
-      <w:pPr>
-        <w:rPr>
-          <w:rFonts w:ascii="Times New Roman" w:hAnsi="Times New Roman" w:cs="Times New Roman"/>
-        </w:rPr>
-      </w:pPr>
-      <w:r>
-        <w:rPr>
-          <w:rFonts w:ascii="Times New Roman" w:hAnsi="Times New Roman" w:cs="Times New Roman"/>
-        </w:rPr>
-        <w:t xml:space="preserve">    }</w:t>
-      </w:r>
-    </w:p>
-    <w:p>
-      <w:pPr>
-        <w:rPr>
-          <w:rFonts w:ascii="Times New Roman" w:hAnsi="Times New Roman" w:cs="Times New Roman"/>
-        </w:rPr>
-      </w:pPr>
-    </w:p>
-    <w:p>
-      <w:pPr>
-        <w:rPr>
-          <w:rFonts w:ascii="Times New Roman" w:hAnsi="Times New Roman" w:cs="Times New Roman"/>
-        </w:rPr>
-      </w:pPr>
-      <w:r>
-        <w:rPr>
-          <w:rFonts w:ascii="Times New Roman" w:hAnsi="Times New Roman" w:cs="Times New Roman"/>
-        </w:rPr>
-        <w:t xml:space="preserve">    int left = 0;</w:t>
-      </w:r>
-    </w:p>
-    <w:p>
-      <w:pPr>
-        <w:rPr>
-          <w:rFonts w:ascii="Times New Roman" w:hAnsi="Times New Roman" w:cs="Times New Roman"/>
-        </w:rPr>
-      </w:pPr>
-      <w:r>
-        <w:rPr>
-          <w:rFonts w:ascii="Times New Roman" w:hAnsi="Times New Roman" w:cs="Times New Roman"/>
-        </w:rPr>
-        <w:t xml:space="preserve">    int right = N - 1;</w:t>
-      </w:r>
-    </w:p>
-    <w:p>
-      <w:pPr>
-        <w:rPr>
-          <w:rFonts w:ascii="Times New Roman" w:hAnsi="Times New Roman" w:cs="Times New Roman"/>
-        </w:rPr>
-      </w:pPr>
-      <w:r>
-        <w:rPr>
-          <w:rFonts w:ascii="Times New Roman" w:hAnsi="Times New Roman" w:cs="Times New Roman"/>
-        </w:rPr>
-        <w:t xml:space="preserve">    int </w:t>
-      </w:r>
-      <w:proofErr w:type="spellStart"/>
-      <w:r>
-        <w:rPr>
-          <w:rFonts w:ascii="Times New Roman" w:hAnsi="Times New Roman" w:cs="Times New Roman"/>
-        </w:rPr>
-        <w:t>maxWater</w:t>
-      </w:r>
-      <w:proofErr w:type="spellEnd"/>
-      <w:r>
-        <w:rPr>
-          <w:rFonts w:ascii="Times New Roman" w:hAnsi="Times New Roman" w:cs="Times New Roman"/>
-        </w:rPr>
-        <w:t xml:space="preserve"> = 0;</w:t>
-      </w:r>
-    </w:p>
-    <w:p>
-      <w:pPr>
-        <w:rPr>
-          <w:rFonts w:ascii="Times New Roman" w:hAnsi="Times New Roman" w:cs="Times New Roman"/>
-        </w:rPr>
-      </w:pPr>
-    </w:p>
-    <w:p>
-      <w:pPr>
-        <w:rPr>
-          <w:rFonts w:ascii="Times New Roman" w:hAnsi="Times New Roman" w:cs="Times New Roman"/>
-        </w:rPr>
-      </w:pPr>
-      <w:r>
-        <w:rPr>
-          <w:rFonts w:ascii="Times New Roman" w:hAnsi="Times New Roman" w:cs="Times New Roman"/>
-        </w:rPr>
-        <w:t xml:space="preserve">    while (left &lt; right)</w:t>
-      </w:r>
-    </w:p>
-    <w:p>
-      <w:pPr>
-        <w:rPr>
-          <w:rFonts w:ascii="Times New Roman" w:hAnsi="Times New Roman" w:cs="Times New Roman"/>
-        </w:rPr>
-      </w:pPr>
-      <w:r>
-        <w:rPr>
-          <w:rFonts w:ascii="Times New Roman" w:hAnsi="Times New Roman" w:cs="Times New Roman"/>
-        </w:rPr>
-        <w:t xml:space="preserve">    {</w:t>
-      </w:r>
-    </w:p>
-    <w:p>
-      <w:pPr>
-        <w:rPr>
-          <w:rFonts w:ascii="Times New Roman" w:hAnsi="Times New Roman" w:cs="Times New Roman"/>
-        </w:rPr>
-      </w:pPr>
-      <w:r>
-        <w:rPr>
-          <w:rFonts w:ascii="Times New Roman" w:hAnsi="Times New Roman" w:cs="Times New Roman"/>
-        </w:rPr>
-        <w:t xml:space="preserve">        int water;</w:t>
-      </w:r>
-    </w:p>
-    <w:p>
-      <w:pPr>
-        <w:rPr>
-          <w:rFonts w:ascii="Times New Roman" w:hAnsi="Times New Roman" w:cs="Times New Roman"/>
-        </w:rPr>
-      </w:pPr>
-    </w:p>
-    <w:p>
-      <w:pPr>
-        <w:rPr>
-          <w:rFonts w:ascii="Times New Roman" w:hAnsi="Times New Roman" w:cs="Times New Roman"/>
-        </w:rPr>
-      </w:pPr>
-      <w:r>
-        <w:rPr>
-          <w:rFonts w:ascii="Times New Roman" w:hAnsi="Times New Roman" w:cs="Times New Roman"/>
-        </w:rPr>
-        <w:t xml:space="preserve">        if (height[left] &lt; height[right])</w:t>
-      </w:r>
-    </w:p>
-    <w:p>
-      <w:pPr>
-        <w:rPr>
-          <w:rFonts w:ascii="Times New Roman" w:hAnsi="Times New Roman" w:cs="Times New Roman"/>
-        </w:rPr>
-      </w:pPr>
-      <w:r>
-        <w:rPr>
-          <w:rFonts w:ascii="Times New Roman" w:hAnsi="Times New Roman" w:cs="Times New Roman"/>
-        </w:rPr>
-        <w:t xml:space="preserve">            water = height[left] * (right - left);</w:t>
-      </w:r>
-    </w:p>
-    <w:p>
-      <w:pPr>
-        <w:rPr>
-          <w:rFonts w:ascii="Times New Roman" w:hAnsi="Times New Roman" w:cs="Times New Roman"/>
-        </w:rPr>
-      </w:pPr>
-      <w:r>
-        <w:rPr>
-          <w:rFonts w:ascii="Times New Roman" w:hAnsi="Times New Roman" w:cs="Times New Roman"/>
-        </w:rPr>
-        <w:t xml:space="preserve">        else</w:t>
-      </w:r>
-    </w:p>
-    <w:p>
-      <w:pPr>
-        <w:rPr>
-          <w:rFonts w:ascii="Times New Roman" w:hAnsi="Times New Roman" w:cs="Times New Roman"/>
-        </w:rPr>
-      </w:pPr>
-      <w:r>
-        <w:rPr>
-          <w:rFonts w:ascii="Times New Roman" w:hAnsi="Times New Roman" w:cs="Times New Roman"/>
-        </w:rPr>
-        <w:t xml:space="preserve">            water = height[right] * (right - left);</w:t>
-      </w:r>
-    </w:p>
-    <w:p>
-      <w:pPr>
-        <w:rPr>
-          <w:rFonts w:ascii="Times New Roman" w:hAnsi="Times New Roman" w:cs="Times New Roman"/>
-        </w:rPr>
-      </w:pPr>
-    </w:p>
-    <w:p>
-      <w:pPr>
-        <w:rPr>
-          <w:rFonts w:ascii="Times New Roman" w:hAnsi="Times New Roman" w:cs="Times New Roman"/>
-        </w:rPr>
-      </w:pPr>
-      <w:r>
-        <w:rPr>
-          <w:rFonts w:ascii="Times New Roman" w:hAnsi="Times New Roman" w:cs="Times New Roman"/>
-        </w:rPr>
-        <w:t xml:space="preserve">        if (water &gt; </w:t>
-      </w:r>
-      <w:proofErr w:type="spellStart"/>
-      <w:r>
-        <w:rPr>
-          <w:rFonts w:ascii="Times New Roman" w:hAnsi="Times New Roman" w:cs="Times New Roman"/>
-        </w:rPr>
-        <w:t>maxWater</w:t>
-      </w:r>
-      <w:proofErr w:type="spellEnd"/>
-      <w:r>
-        <w:rPr>
-          <w:rFonts w:ascii="Times New Roman" w:hAnsi="Times New Roman" w:cs="Times New Roman"/>
-        </w:rPr>
-        <w:t>)</w:t>
-      </w:r>
-    </w:p>
-    <w:p>
-      <w:pPr>
-        <w:rPr>
-          <w:rFonts w:ascii="Times New Roman" w:hAnsi="Times New Roman" w:cs="Times New Roman"/>
-        </w:rPr>
-      </w:pPr>
-      <w:r>
-        <w:rPr>
-          <w:rFonts w:ascii="Times New Roman" w:hAnsi="Times New Roman" w:cs="Times New Roman"/>
-        </w:rPr>
-        <w:t xml:space="preserve">            </w:t>
-      </w:r>
-      <w:proofErr w:type="spellStart"/>
-      <w:r>
-        <w:rPr>
-          <w:rFonts w:ascii="Times New Roman" w:hAnsi="Times New Roman" w:cs="Times New Roman"/>
-        </w:rPr>
-        <w:t>maxWater</w:t>
-      </w:r>
-      <w:proofErr w:type="spellEnd"/>
-      <w:r>
-        <w:rPr>
-          <w:rFonts w:ascii="Times New Roman" w:hAnsi="Times New Roman" w:cs="Times New Roman"/>
-        </w:rPr>
-        <w:t xml:space="preserve"> = water;</w:t>
-      </w:r>
-    </w:p>
-    <w:p>
-      <w:pPr>
-        <w:rPr>
-          <w:rFonts w:ascii="Times New Roman" w:hAnsi="Times New Roman" w:cs="Times New Roman"/>
-        </w:rPr>
-      </w:pPr>
-    </w:p>
-    <w:p>
-      <w:pPr>
-        <w:rPr>
-          <w:rFonts w:ascii="Times New Roman" w:hAnsi="Times New Roman" w:cs="Times New Roman"/>
-        </w:rPr>
-      </w:pPr>
-      <w:r>
-        <w:rPr>
-          <w:rFonts w:ascii="Times New Roman" w:hAnsi="Times New Roman" w:cs="Times New Roman"/>
-        </w:rPr>
-        <w:t xml:space="preserve">        if (height[left] &lt; height[right])</w:t>
-      </w:r>
-    </w:p>
-    <w:p>
-      <w:pPr>
-        <w:rPr>
-          <w:rFonts w:ascii="Times New Roman" w:hAnsi="Times New Roman" w:cs="Times New Roman"/>
-        </w:rPr>
-      </w:pPr>
-      <w:r>
-        <w:rPr>
-          <w:rFonts w:ascii="Times New Roman" w:hAnsi="Times New Roman" w:cs="Times New Roman"/>
-        </w:rPr>
-        <w:t xml:space="preserve">            left++;</w:t>
-      </w:r>
-    </w:p>
-    <w:p>
-      <w:pPr>
-        <w:rPr>
-          <w:rFonts w:ascii="Times New Roman" w:hAnsi="Times New Roman" w:cs="Times New Roman"/>
-        </w:rPr>
-      </w:pPr>
-      <w:r>
-        <w:rPr>
-          <w:rFonts w:ascii="Times New Roman" w:hAnsi="Times New Roman" w:cs="Times New Roman"/>
-        </w:rPr>
-        <w:t xml:space="preserve">        else</w:t>
-      </w:r>
-    </w:p>
-    <w:p>
-      <w:pPr>
-        <w:rPr>
-          <w:rFonts w:ascii="Times New Roman" w:hAnsi="Times New Roman" w:cs="Times New Roman"/>
-        </w:rPr>
-      </w:pPr>
-      <w:r>
-        <w:rPr>
-          <w:rFonts w:ascii="Times New Roman" w:hAnsi="Times New Roman" w:cs="Times New Roman"/>
-        </w:rPr>
-        <w:t xml:space="preserve">            right--;</w:t>
-      </w:r>
-    </w:p>
-    <w:p>
-      <w:pPr>
-        <w:rPr>
-          <w:rFonts w:ascii="Times New Roman" w:hAnsi="Times New Roman" w:cs="Times New Roman"/>
-        </w:rPr>
-      </w:pPr>
-      <w:r>
-        <w:rPr>
-          <w:rFonts w:ascii="Times New Roman" w:hAnsi="Times New Roman" w:cs="Times New Roman"/>
-        </w:rPr>
-        <w:t xml:space="preserve">    }</w:t>
-      </w:r>
-    </w:p>
-    <w:p>
-      <w:pPr>
-        <w:rPr>
-          <w:rFonts w:ascii="Times New Roman" w:hAnsi="Times New Roman" w:cs="Times New Roman"/>
-        </w:rPr>
-      </w:pPr>
-    </w:p>
-    <w:p>
-      <w:pPr>
-        <w:rPr>
-          <w:rFonts w:ascii="Times New Roman" w:hAnsi="Times New Roman" w:cs="Times New Roman"/>
-        </w:rPr>
-      </w:pPr>
-      <w:r>
-        <w:rPr>
-          <w:rFonts w:ascii="Times New Roman" w:hAnsi="Times New Roman" w:cs="Times New Roman"/>
-        </w:rPr>
-        <w:t xml:space="preserve">    </w:t>
-      </w:r>
-      <w:proofErr w:type="spellStart"/>
-      <w:proofErr w:type="gramStart"/>
-      <w:r>
-        <w:rPr>
-          <w:rFonts w:ascii="Times New Roman" w:hAnsi="Times New Roman" w:cs="Times New Roman"/>
-        </w:rPr>
-        <w:t>printf</w:t>
-      </w:r>
-      <w:proofErr w:type="spellEnd"/>
-      <w:r>
-        <w:rPr>
-          <w:rFonts w:ascii="Times New Roman" w:hAnsi="Times New Roman" w:cs="Times New Roman"/>
-        </w:rPr>
-        <w:t>(</w:t>
-      </w:r>
-      <w:proofErr w:type="gramEnd"/>
-      <w:r>
-        <w:rPr>
-          <w:rFonts w:ascii="Times New Roman" w:hAnsi="Times New Roman" w:cs="Times New Roman"/>
-        </w:rPr>
-        <w:t xml:space="preserve">"Max Water: %d", </w:t>
-      </w:r>
-      <w:proofErr w:type="spellStart"/>
-      <w:r>
-        <w:rPr>
-          <w:rFonts w:ascii="Times New Roman" w:hAnsi="Times New Roman" w:cs="Times New Roman"/>
-        </w:rPr>
-        <w:t>maxWater</w:t>
-      </w:r>
-      <w:proofErr w:type="spellEnd"/>
-      <w:r>
-        <w:rPr>
-          <w:rFonts w:ascii="Times New Roman" w:hAnsi="Times New Roman" w:cs="Times New Roman"/>
-        </w:rPr>
-        <w:t>);</w:t>
-      </w:r>
-    </w:p>
-    <w:p>
-      <w:pPr>
-        <w:rPr>
-          <w:rFonts w:ascii="Times New Roman" w:hAnsi="Times New Roman" w:cs="Times New Roman"/>
-        </w:rPr>
-      </w:pPr>
-    </w:p>
-    <w:p>
-      <w:pPr>
-        <w:rPr>
-          <w:rFonts w:ascii="Times New Roman" w:hAnsi="Times New Roman" w:cs="Times New Roman"/>
-        </w:rPr>
-      </w:pPr>
-      <w:r>
-        <w:rPr>
-          <w:rFonts w:ascii="Times New Roman" w:hAnsi="Times New Roman" w:cs="Times New Roman"/>
-        </w:rPr>
-        <w:t xml:space="preserve">    return 0;</w:t>
-      </w:r>
-    </w:p>
-    <w:p>
-      <w:pPr>
-        <w:rPr>
-          <w:rFonts w:ascii="Times New Roman" w:hAnsi="Times New Roman" w:cs="Times New Roman"/>
-        </w:rPr>
-      </w:pPr>
-      <w:r>
-        <w:rPr>
-          <w:rFonts w:ascii="Times New Roman" w:hAnsi="Times New Roman" w:cs="Times New Roman"/>
-        </w:rPr>
-        <w:t>}</w:t>
-      </w:r>
     </w:p>
     <w:p>
       <w:pPr>
@@ -5599,36 +5630,7 @@
           <w:rFonts w:ascii="Times New Roman" w:hAnsi="Times New Roman" w:cs="Times New Roman"/>
           <w:b/>
           <w:bCs/>
-          <w:u w:val="single"/>
-        </w:rPr>
-        <w:t xml:space="preserve">Screenshots of the </w:t>
-      </w:r>
-      <w:proofErr w:type="gramStart"/>
-      <w:r>
-        <w:rPr>
-          <w:rFonts w:ascii="Times New Roman" w:hAnsi="Times New Roman" w:cs="Times New Roman"/>
-          <w:b/>
-          <w:bCs/>
-          <w:u w:val="single"/>
-        </w:rPr>
-        <w:t>output :</w:t>
-      </w:r>
-      <w:proofErr w:type="gramEnd"/>
-    </w:p>
-    <w:p>
-      <w:pPr>
-        <w:rPr>
-          <w:rFonts w:ascii="Times New Roman" w:hAnsi="Times New Roman" w:cs="Times New Roman"/>
-          <w:b/>
-          <w:bCs/>
-          <w:u w:val="single"/>
-        </w:rPr>
-      </w:pPr>
-      <w:r>
-        <w:rPr>
-          <w:rFonts w:ascii="Times New Roman" w:hAnsi="Times New Roman" w:cs="Times New Roman"/>
-          <w:b/>
-          <w:bCs/>
+          <w:noProof/>
           <w:u w:val="single"/>
         </w:rPr>
         <w:drawing>
@@ -5923,71 +5925,53 @@
           <w:bCs/>
           <w:u w:val="single"/>
         </w:rPr>
-        <w:t>Aim</w:t>
-      </w:r>
-      <w:r>
+        <w:t>Aim:</w:t>
+      </w:r>
+    </w:p>
+    <w:p>
+      <w:pPr>
+        <w:rPr>
+          <w:rFonts w:ascii="Times New Roman" w:hAnsi="Times New Roman" w:cs="Times New Roman"/>
+        </w:rPr>
+      </w:pPr>
+      <w:r>
+        <w:rPr>
+          <w:rFonts w:ascii="Times New Roman" w:hAnsi="Times New Roman" w:cs="Times New Roman"/>
+        </w:rPr>
+        <w:t>To find the correct insertion index of a target value in a sorted array using the </w:t>
+      </w:r>
+      <w:r>
+        <w:rPr>
+          <w:rFonts w:ascii="Times New Roman" w:hAnsi="Times New Roman" w:cs="Times New Roman"/>
+          <w:b/>
+          <w:bCs/>
+        </w:rPr>
+        <w:t>Binary Search</w:t>
+      </w:r>
+      <w:r>
+        <w:rPr>
+          <w:rFonts w:ascii="Times New Roman" w:hAnsi="Times New Roman" w:cs="Times New Roman"/>
+        </w:rPr>
+        <w:t> technique.</w:t>
+      </w:r>
+    </w:p>
+    <w:p>
+      <w:pPr>
         <w:rPr>
           <w:rFonts w:ascii="Times New Roman" w:hAnsi="Times New Roman" w:cs="Times New Roman"/>
           <w:b/>
           <w:bCs/>
           <w:u w:val="single"/>
         </w:rPr>
-        <w:t>:</w:t>
-      </w:r>
-    </w:p>
-    <w:p>
-      <w:pPr>
-        <w:rPr>
-          <w:rFonts w:ascii="Times New Roman" w:hAnsi="Times New Roman" w:cs="Times New Roman"/>
-        </w:rPr>
-      </w:pPr>
-      <w:r>
-        <w:rPr>
-          <w:rFonts w:ascii="Times New Roman" w:hAnsi="Times New Roman" w:cs="Times New Roman"/>
-        </w:rPr>
-        <w:t>To find the correct insertion index of a target value in a sorted array using the </w:t>
-      </w:r>
-      <w:r>
-        <w:rPr>
-          <w:rFonts w:ascii="Times New Roman" w:hAnsi="Times New Roman" w:cs="Times New Roman"/>
-          <w:b/>
-          <w:bCs/>
-        </w:rPr>
-        <w:t>Binary Search</w:t>
-      </w:r>
-      <w:r>
-        <w:rPr>
-          <w:rFonts w:ascii="Times New Roman" w:hAnsi="Times New Roman" w:cs="Times New Roman"/>
-        </w:rPr>
-        <w:t> technique.</w:t>
-      </w:r>
-    </w:p>
-    <w:p>
-      <w:pPr>
+      </w:pPr>
+      <w:r>
         <w:rPr>
           <w:rFonts w:ascii="Times New Roman" w:hAnsi="Times New Roman" w:cs="Times New Roman"/>
           <w:b/>
           <w:bCs/>
           <w:u w:val="single"/>
         </w:rPr>
-      </w:pPr>
-      <w:r>
-        <w:rPr>
-          <w:rFonts w:ascii="Times New Roman" w:hAnsi="Times New Roman" w:cs="Times New Roman"/>
-          <w:b/>
-          <w:bCs/>
-          <w:u w:val="single"/>
-        </w:rPr>
-        <w:t>Pseudocode</w:t>
-      </w:r>
-      <w:r>
-        <w:rPr>
-          <w:rFonts w:ascii="Times New Roman" w:hAnsi="Times New Roman" w:cs="Times New Roman"/>
-          <w:b/>
-          <w:bCs/>
-          <w:u w:val="single"/>
-        </w:rPr>
-        <w:t>:</w:t>
+        <w:t>Pseudocode:</w:t>
       </w:r>
     </w:p>
     <w:p>
@@ -7072,6 +7056,7 @@
           <w:rFonts w:ascii="Times New Roman" w:hAnsi="Times New Roman" w:cs="Times New Roman"/>
           <w:b/>
           <w:bCs/>
+          <w:noProof/>
         </w:rPr>
         <w:lastRenderedPageBreak/>
         <w:drawing>
@@ -7127,16 +7112,7 @@
           <w:bCs/>
           <w:u w:val="single"/>
         </w:rPr>
-        <w:t>Result</w:t>
-      </w:r>
-      <w:r>
-        <w:rPr>
-          <w:rFonts w:ascii="Times New Roman" w:hAnsi="Times New Roman" w:cs="Times New Roman"/>
-          <w:b/>
-          <w:bCs/>
-          <w:u w:val="single"/>
-        </w:rPr>
-        <w:t>:</w:t>
+        <w:t>Result:</w:t>
       </w:r>
     </w:p>
     <w:p>
@@ -9341,6 +9317,7 @@
       <w:r>
         <w:rPr>
           <w:rFonts w:ascii="Times New Roman" w:hAnsi="Times New Roman" w:cs="Times New Roman"/>
+          <w:noProof/>
         </w:rPr>
         <w:lastRenderedPageBreak/>
         <w:drawing>
@@ -11074,6 +11051,7 @@
   <w:style w:type="character" w:default="1" w:styleId="DefaultParagraphFont">
     <w:name w:val="Default Paragraph Font"/>
     <w:uiPriority w:val="1"/>
+    <w:semiHidden/>
     <w:unhideWhenUsed/>
   </w:style>
   <w:style w:type="table" w:default="1" w:styleId="TableNormal">
